--- a/Spatial Data Acquisition/Spatial Data Acquisition.docx
+++ b/Spatial Data Acquisition/Spatial Data Acquisition.docx
@@ -2,6 +2,24 @@
 <file path=word/document.xml><?xml version="1.0" encoding="utf-8"?>
 <w:document xmlns:wpc="http://schemas.microsoft.com/office/word/2010/wordprocessingCanvas" xmlns:cx="http://schemas.microsoft.com/office/drawing/2014/chartex" xmlns:cx1="http://schemas.microsoft.com/office/drawing/2015/9/8/chartex" xmlns:cx2="http://schemas.microsoft.com/office/drawing/2015/10/21/chartex" xmlns:cx3="http://schemas.microsoft.com/office/drawing/2016/5/9/chartex" xmlns:cx4="http://schemas.microsoft.com/office/drawing/2016/5/10/chartex" xmlns:cx5="http://schemas.microsoft.com/office/drawing/2016/5/11/chartex" xmlns:cx6="http://schemas.microsoft.com/office/drawing/2016/5/12/chartex" xmlns:cx7="http://schemas.microsoft.com/office/drawing/2016/5/13/chartex" xmlns:cx8="http://schemas.microsoft.com/office/drawing/2016/5/14/chartex" xmlns:mc="http://schemas.openxmlformats.org/markup-compatibility/2006" xmlns:aink="http://schemas.microsoft.com/office/drawing/2016/ink" xmlns:am3d="http://schemas.microsoft.com/office/drawing/2017/model3d" xmlns:o="urn:schemas-microsoft-com:office:office" xmlns:oel="http://schemas.microsoft.com/office/2019/extlst" xmlns:r="http://schemas.openxmlformats.org/officeDocument/2006/relationships" xmlns:m="http://schemas.openxmlformats.org/officeDocument/2006/math" xmlns:v="urn:schemas-microsoft-com:vml" xmlns:wp14="http://schemas.microsoft.com/office/word/2010/wordprocessingDrawing" xmlns:wp="http://schemas.openxmlformats.org/drawingml/2006/wordprocessingDrawing" xmlns:w10="urn:schemas-microsoft-com:office:word" xmlns:w="http://schemas.openxmlformats.org/wordprocessingml/2006/main" xmlns:w14="http://schemas.microsoft.com/office/word/2010/wordml" xmlns:w15="http://schemas.microsoft.com/office/word/2012/wordml" xmlns:w16cex="http://schemas.microsoft.com/office/word/2018/wordml/cex" xmlns:w16cid="http://schemas.microsoft.com/office/word/2016/wordml/cid" xmlns:w16="http://schemas.microsoft.com/office/word/2018/wordml" xmlns:w16du="http://schemas.microsoft.com/office/word/2023/wordml/word16du" xmlns:w16sdtdh="http://schemas.microsoft.com/office/word/2020/wordml/sdtdatahash" xmlns:w16sdtfl="http://schemas.microsoft.com/office/word/2024/wordml/sdtformatlock" xmlns:w16se="http://schemas.microsoft.com/office/word/2015/wordml/symex" xmlns:wpg="http://schemas.microsoft.com/office/word/2010/wordprocessingGroup" xmlns:wpi="http://schemas.microsoft.com/office/word/2010/wordprocessingInk" xmlns:wne="http://schemas.microsoft.com/office/word/2006/wordml" xmlns:wps="http://schemas.microsoft.com/office/word/2010/wordprocessingShape" mc:Ignorable="w14 w15 w16se w16cid w16 w16cex w16sdtdh w16sdtfl w16du wp14">
   <w:body>
+    <w:p>
+      <w:pPr>
+        <w:pStyle w:val="Heading1"/>
+        <w:bidi w:val="0"/>
+        <w:jc w:val="center"/>
+        <w:rPr>
+          <w:b/>
+          <w:bCs/>
+        </w:rPr>
+      </w:pPr>
+      <w:r>
+        <w:rPr>
+          <w:b/>
+          <w:bCs/>
+        </w:rPr>
+        <w:t>Bacics</w:t>
+      </w:r>
+    </w:p>
     <w:p>
       <w:pPr>
         <w:pStyle w:val="ListParagraph"/>
@@ -263,27 +281,7 @@
         <w:rPr>
           <w:lang w:eastAsia="en-GB"/>
         </w:rPr>
-        <w:t>Business applications</w:t>
-      </w:r>
-      <w:r>
-        <w:rPr>
-          <w:lang w:eastAsia="en-GB"/>
-        </w:rPr>
-        <w:t xml:space="preserve">, </w:t>
-      </w:r>
-      <w:proofErr w:type="gramStart"/>
-      <w:r>
-        <w:rPr>
-          <w:lang w:eastAsia="en-GB"/>
-        </w:rPr>
-        <w:t>Social</w:t>
-      </w:r>
-      <w:proofErr w:type="gramEnd"/>
-      <w:r>
-        <w:rPr>
-          <w:lang w:eastAsia="en-GB"/>
-        </w:rPr>
-        <w:t xml:space="preserve"> media, open data, public data, transactional data, surveys, web analytics, and IoT devices. </w:t>
+        <w:t xml:space="preserve">Business applications, Social media, open data, public data, transactional data, surveys, web analytics, and IoT devices. </w:t>
       </w:r>
     </w:p>
     <w:p>
@@ -482,6 +480,36 @@
     </w:p>
     <w:p>
       <w:pPr>
+        <w:bidi w:val="0"/>
+        <w:rPr>
+          <w:lang w:eastAsia="en-GB"/>
+        </w:rPr>
+      </w:pPr>
+    </w:p>
+    <w:p>
+      <w:pPr>
+        <w:pStyle w:val="Heading1"/>
+        <w:pageBreakBefore/>
+        <w:bidi w:val="0"/>
+        <w:jc w:val="center"/>
+        <w:rPr>
+          <w:b/>
+          <w:bCs/>
+          <w:lang w:eastAsia="en-GB"/>
+        </w:rPr>
+      </w:pPr>
+      <w:r>
+        <w:rPr>
+          <w:b/>
+          <w:bCs/>
+          <w:lang w:eastAsia="en-GB"/>
+        </w:rPr>
+        <w:lastRenderedPageBreak/>
+        <w:t>Spatial data acquisition</w:t>
+      </w:r>
+    </w:p>
+    <w:p>
+      <w:pPr>
         <w:pStyle w:val="ListParagraph"/>
         <w:numPr>
           <w:ilvl w:val="0"/>
@@ -489,100 +517,2122 @@
         </w:numPr>
         <w:bidi w:val="0"/>
         <w:rPr>
-          <w:rtl/>
-          <w:lang w:eastAsia="en-GB"/>
-        </w:rPr>
-      </w:pPr>
+          <w:lang w:eastAsia="en-GB"/>
+        </w:rPr>
+      </w:pPr>
+      <w:r>
+        <w:rPr>
+          <w:lang w:eastAsia="en-GB"/>
+        </w:rPr>
+        <w:t>Whether you are mapping urban infrastructure, monitoring deforestation, or building autonomous vehicle maps, every project begins by choosing the right data acquisition pathway.</w:t>
+      </w:r>
     </w:p>
     <w:p>
       <w:pPr>
+        <w:pStyle w:val="ListParagraph"/>
         <w:bidi w:val="0"/>
-        <w:rPr>
-          <w:rtl/>
+        <w:ind w:left="360"/>
+        <w:rPr>
           <w:lang w:eastAsia="en-GB"/>
         </w:rPr>
       </w:pPr>
     </w:p>
     <w:p>
       <w:pPr>
+        <w:pStyle w:val="ListParagraph"/>
+        <w:numPr>
+          <w:ilvl w:val="0"/>
+          <w:numId w:val="14"/>
+        </w:numPr>
         <w:bidi w:val="0"/>
-        <w:rPr>
-          <w:rtl/>
-          <w:lang w:eastAsia="en-GB"/>
-        </w:rPr>
-      </w:pPr>
+        <w:spacing w:line="276" w:lineRule="auto"/>
+        <w:rPr>
+          <w:b/>
+          <w:bCs/>
+          <w:lang w:eastAsia="en-GB"/>
+        </w:rPr>
+      </w:pPr>
+      <w:r>
+        <w:rPr>
+          <w:b/>
+          <w:bCs/>
+          <w:lang w:eastAsia="en-GB"/>
+        </w:rPr>
+        <w:t>Primary Data Collection (Direct Capture)</w:t>
+      </w:r>
     </w:p>
     <w:p>
       <w:pPr>
+        <w:pStyle w:val="ListParagraph"/>
+        <w:numPr>
+          <w:ilvl w:val="0"/>
+          <w:numId w:val="12"/>
+        </w:numPr>
         <w:bidi w:val="0"/>
-        <w:rPr>
-          <w:rtl/>
-          <w:lang w:eastAsia="en-GB"/>
-        </w:rPr>
-      </w:pPr>
+        <w:spacing w:line="276" w:lineRule="auto"/>
+        <w:rPr>
+          <w:lang w:eastAsia="en-GB"/>
+        </w:rPr>
+      </w:pPr>
+      <w:r>
+        <w:rPr>
+          <w:lang w:eastAsia="en-GB"/>
+        </w:rPr>
+        <w:t>Primary acquisition involves gathering original field data directly using sensors or field equipment</w:t>
+      </w:r>
     </w:p>
     <w:p>
       <w:pPr>
+        <w:pStyle w:val="ListParagraph"/>
+        <w:numPr>
+          <w:ilvl w:val="0"/>
+          <w:numId w:val="16"/>
+        </w:numPr>
         <w:bidi w:val="0"/>
-        <w:rPr>
-          <w:rtl/>
-          <w:lang w:eastAsia="en-GB"/>
-        </w:rPr>
-      </w:pPr>
+        <w:spacing w:line="276" w:lineRule="auto"/>
+        <w:rPr>
+          <w:b/>
+          <w:bCs/>
+          <w:lang w:eastAsia="en-GB"/>
+        </w:rPr>
+      </w:pPr>
+      <w:r>
+        <w:rPr>
+          <w:b/>
+          <w:bCs/>
+          <w:lang w:eastAsia="en-GB"/>
+        </w:rPr>
+        <w:t>Satellite Remote Sensing</w:t>
+      </w:r>
+      <w:r>
+        <w:rPr>
+          <w:b/>
+          <w:bCs/>
+          <w:lang w:eastAsia="en-GB"/>
+        </w:rPr>
+        <w:t xml:space="preserve"> </w:t>
+      </w:r>
+      <w:r>
+        <w:rPr>
+          <w:b/>
+          <w:bCs/>
+          <w:lang w:eastAsia="en-GB"/>
+        </w:rPr>
+        <w:sym w:font="Wingdings" w:char="F0E8"/>
+      </w:r>
+      <w:r>
+        <w:rPr>
+          <w:b/>
+          <w:bCs/>
+          <w:lang w:eastAsia="en-GB"/>
+        </w:rPr>
+        <w:t xml:space="preserve"> </w:t>
+      </w:r>
+      <w:r>
+        <w:rPr>
+          <w:lang w:eastAsia="en-GB"/>
+        </w:rPr>
+        <w:t>Satellites provide large-scale, continuous Earth observation data in both raster and spectral formats</w:t>
+      </w:r>
+      <w:r>
+        <w:rPr>
+          <w:b/>
+          <w:bCs/>
+          <w:lang w:eastAsia="en-GB"/>
+        </w:rPr>
+        <w:t>.</w:t>
+      </w:r>
     </w:p>
     <w:p>
       <w:pPr>
+        <w:pStyle w:val="ListParagraph"/>
+        <w:numPr>
+          <w:ilvl w:val="1"/>
+          <w:numId w:val="12"/>
+        </w:numPr>
         <w:bidi w:val="0"/>
-        <w:rPr>
-          <w:rtl/>
-          <w:lang w:eastAsia="en-GB"/>
-        </w:rPr>
-      </w:pPr>
+        <w:spacing w:line="276" w:lineRule="auto"/>
+        <w:rPr>
+          <w:lang w:eastAsia="en-GB"/>
+        </w:rPr>
+      </w:pPr>
+      <w:r>
+        <w:rPr>
+          <w:b/>
+          <w:bCs/>
+          <w:lang w:eastAsia="en-GB"/>
+        </w:rPr>
+        <w:t>Passive Sensors (Optical/Multispectral):</w:t>
+      </w:r>
+      <w:r>
+        <w:rPr>
+          <w:lang w:eastAsia="en-GB"/>
+        </w:rPr>
+        <w:t xml:space="preserve"> Capture reflected sunlight (visible, near-infrared, thermal). Excellent for vegetation indexing (NDVI), land cover classification, and environmental monitoring (e.g., Sentinel-2, Landsat)</w:t>
+      </w:r>
+      <w:r>
+        <w:rPr>
+          <w:lang w:eastAsia="en-GB"/>
+        </w:rPr>
+        <w:t>.</w:t>
+      </w:r>
     </w:p>
     <w:p>
       <w:pPr>
+        <w:pStyle w:val="ListParagraph"/>
+        <w:numPr>
+          <w:ilvl w:val="1"/>
+          <w:numId w:val="12"/>
+        </w:numPr>
         <w:bidi w:val="0"/>
-        <w:rPr>
-          <w:rtl/>
-          <w:lang w:eastAsia="en-GB"/>
-        </w:rPr>
-      </w:pPr>
+        <w:spacing w:line="276" w:lineRule="auto"/>
+        <w:rPr>
+          <w:lang w:eastAsia="en-GB"/>
+        </w:rPr>
+      </w:pPr>
+      <w:r>
+        <w:rPr>
+          <w:b/>
+          <w:bCs/>
+          <w:lang w:eastAsia="en-GB"/>
+        </w:rPr>
+        <w:t>Active Sensors (SAR / Synthetic Aperture Radar):</w:t>
+      </w:r>
+      <w:r>
+        <w:rPr>
+          <w:lang w:eastAsia="en-GB"/>
+        </w:rPr>
+        <w:t xml:space="preserve"> Emit their own microwave energy and measure the backscatter signal. Crucial because radar penetrates clouds and works day or night (e.g., Sentinel-1)</w:t>
+      </w:r>
+      <w:r>
+        <w:rPr>
+          <w:lang w:eastAsia="en-GB"/>
+        </w:rPr>
+        <w:t>.</w:t>
+      </w:r>
     </w:p>
     <w:p>
       <w:pPr>
+        <w:pStyle w:val="ListParagraph"/>
+        <w:numPr>
+          <w:ilvl w:val="1"/>
+          <w:numId w:val="12"/>
+        </w:numPr>
         <w:bidi w:val="0"/>
-        <w:rPr>
-          <w:rtl/>
-          <w:lang w:eastAsia="en-GB"/>
-        </w:rPr>
-      </w:pPr>
+        <w:spacing w:line="276" w:lineRule="auto"/>
+        <w:rPr>
+          <w:lang w:eastAsia="en-GB"/>
+        </w:rPr>
+      </w:pPr>
+      <w:r>
+        <w:rPr>
+          <w:b/>
+          <w:bCs/>
+          <w:lang w:eastAsia="en-GB"/>
+        </w:rPr>
+        <w:t>Hyperspectral Imaging:</w:t>
+      </w:r>
+      <w:r>
+        <w:rPr>
+          <w:lang w:eastAsia="en-GB"/>
+        </w:rPr>
+        <w:t xml:space="preserve"> Measures hundreds of narrow spectral bands to identify specific minerals, soil chemistry, or plant species</w:t>
+      </w:r>
+      <w:r>
+        <w:rPr>
+          <w:lang w:eastAsia="en-GB"/>
+        </w:rPr>
+        <w:t>.</w:t>
+      </w:r>
     </w:p>
     <w:p>
       <w:pPr>
+        <w:pStyle w:val="ListParagraph"/>
+        <w:numPr>
+          <w:ilvl w:val="0"/>
+          <w:numId w:val="18"/>
+        </w:numPr>
         <w:bidi w:val="0"/>
-        <w:rPr>
-          <w:rtl/>
-          <w:lang w:eastAsia="en-GB"/>
-        </w:rPr>
-      </w:pPr>
+        <w:spacing w:line="276" w:lineRule="auto"/>
+        <w:rPr>
+          <w:b/>
+          <w:bCs/>
+          <w:lang w:eastAsia="en-GB"/>
+        </w:rPr>
+      </w:pPr>
+      <w:r>
+        <w:rPr>
+          <w:b/>
+          <w:bCs/>
+          <w:lang w:eastAsia="en-GB"/>
+        </w:rPr>
+        <w:t>Aerial Photogrammetry &amp; UAVs (Drones</w:t>
+      </w:r>
+      <w:r>
+        <w:rPr>
+          <w:b/>
+          <w:bCs/>
+          <w:lang w:eastAsia="en-GB"/>
+        </w:rPr>
+        <w:t>)</w:t>
+      </w:r>
     </w:p>
     <w:p>
       <w:pPr>
+        <w:pStyle w:val="ListParagraph"/>
+        <w:numPr>
+          <w:ilvl w:val="1"/>
+          <w:numId w:val="12"/>
+        </w:numPr>
         <w:bidi w:val="0"/>
-        <w:rPr>
-          <w:rtl/>
-          <w:lang w:eastAsia="en-GB"/>
-        </w:rPr>
-      </w:pPr>
+        <w:spacing w:line="276" w:lineRule="auto"/>
+        <w:rPr>
+          <w:lang w:eastAsia="en-GB"/>
+        </w:rPr>
+      </w:pPr>
+      <w:r>
+        <w:rPr>
+          <w:b/>
+          <w:bCs/>
+          <w:lang w:eastAsia="en-GB"/>
+        </w:rPr>
+        <w:t>UAV/Drone Surveys:</w:t>
+      </w:r>
+      <w:r>
+        <w:rPr>
+          <w:lang w:eastAsia="en-GB"/>
+        </w:rPr>
+        <w:t xml:space="preserve"> High-resolution RGB or multispectral cameras mounted on drones capture overlapping aerial photographs</w:t>
+      </w:r>
+      <w:r>
+        <w:rPr>
+          <w:lang w:eastAsia="en-GB"/>
+        </w:rPr>
+        <w:t>.</w:t>
+      </w:r>
     </w:p>
     <w:p>
       <w:pPr>
+        <w:pStyle w:val="ListParagraph"/>
+        <w:numPr>
+          <w:ilvl w:val="1"/>
+          <w:numId w:val="12"/>
+        </w:numPr>
         <w:bidi w:val="0"/>
+        <w:spacing w:line="276" w:lineRule="auto"/>
+        <w:rPr>
+          <w:lang w:eastAsia="en-GB"/>
+        </w:rPr>
+      </w:pPr>
+      <w:r>
+        <w:rPr>
+          <w:b/>
+          <w:bCs/>
+          <w:lang w:eastAsia="en-GB"/>
+        </w:rPr>
+        <w:t>Structure from Motion (</w:t>
+      </w:r>
+      <w:proofErr w:type="spellStart"/>
+      <w:r>
+        <w:rPr>
+          <w:b/>
+          <w:bCs/>
+          <w:lang w:eastAsia="en-GB"/>
+        </w:rPr>
+        <w:t>SfM</w:t>
+      </w:r>
+      <w:proofErr w:type="spellEnd"/>
+      <w:r>
+        <w:rPr>
+          <w:b/>
+          <w:bCs/>
+          <w:lang w:eastAsia="en-GB"/>
+        </w:rPr>
+        <w:t>):</w:t>
+      </w:r>
+      <w:r>
+        <w:rPr>
+          <w:lang w:eastAsia="en-GB"/>
+        </w:rPr>
+        <w:t xml:space="preserve"> Photogrammetry software aligns overlapping photos to generate 3D point clouds, </w:t>
+      </w:r>
+      <w:proofErr w:type="spellStart"/>
+      <w:r>
+        <w:rPr>
+          <w:lang w:eastAsia="en-GB"/>
+        </w:rPr>
+        <w:t>Orthomosaics</w:t>
+      </w:r>
+      <w:proofErr w:type="spellEnd"/>
+      <w:r>
+        <w:rPr>
+          <w:lang w:eastAsia="en-GB"/>
+        </w:rPr>
+        <w:t>, and Digital Surface Models (DSMs) at centimeter-level accuracy</w:t>
+      </w:r>
+      <w:r>
+        <w:rPr>
+          <w:lang w:eastAsia="en-GB"/>
+        </w:rPr>
+        <w:t>.</w:t>
+      </w:r>
+    </w:p>
+    <w:p>
+      <w:pPr>
+        <w:pStyle w:val="ListParagraph"/>
+        <w:numPr>
+          <w:ilvl w:val="0"/>
+          <w:numId w:val="18"/>
+        </w:numPr>
+        <w:bidi w:val="0"/>
+        <w:spacing w:line="276" w:lineRule="auto"/>
+        <w:rPr>
+          <w:b/>
+          <w:bCs/>
+          <w:lang w:eastAsia="en-GB"/>
+        </w:rPr>
+      </w:pPr>
+      <w:r>
+        <w:rPr>
+          <w:b/>
+          <w:bCs/>
+          <w:lang w:eastAsia="en-GB"/>
+        </w:rPr>
+        <w:t>LiDAR (Light Detection and Ranging)</w:t>
+      </w:r>
+      <w:r>
+        <w:rPr>
+          <w:b/>
+          <w:bCs/>
+          <w:lang w:eastAsia="en-GB"/>
+        </w:rPr>
+        <w:t xml:space="preserve"> </w:t>
+      </w:r>
+      <w:r>
+        <w:rPr>
+          <w:b/>
+          <w:bCs/>
+          <w:lang w:eastAsia="en-GB"/>
+        </w:rPr>
+        <w:sym w:font="Wingdings" w:char="F0E8"/>
+      </w:r>
+      <w:r>
+        <w:rPr>
+          <w:b/>
+          <w:bCs/>
+          <w:lang w:eastAsia="en-GB"/>
+        </w:rPr>
+        <w:t xml:space="preserve"> </w:t>
+      </w:r>
+      <w:r>
+        <w:rPr>
+          <w:lang w:eastAsia="en-GB"/>
+        </w:rPr>
+        <w:t>LiDAR fires laser pulses and measures the time it takes for reflected light to return, generating dense 3D point clouds</w:t>
+      </w:r>
+      <w:r>
+        <w:rPr>
+          <w:b/>
+          <w:bCs/>
+          <w:lang w:eastAsia="en-GB"/>
+        </w:rPr>
+        <w:t>.</w:t>
+      </w:r>
+    </w:p>
+    <w:p>
+      <w:pPr>
+        <w:pStyle w:val="ListParagraph"/>
+        <w:numPr>
+          <w:ilvl w:val="1"/>
+          <w:numId w:val="12"/>
+        </w:numPr>
+        <w:bidi w:val="0"/>
+        <w:spacing w:line="276" w:lineRule="auto"/>
+        <w:rPr>
+          <w:lang w:eastAsia="en-GB"/>
+        </w:rPr>
+      </w:pPr>
+      <w:r>
+        <w:rPr>
+          <w:b/>
+          <w:bCs/>
+          <w:lang w:eastAsia="en-GB"/>
+        </w:rPr>
+        <w:t>Airborne LiDAR (ALS):</w:t>
+      </w:r>
+      <w:r>
+        <w:rPr>
+          <w:lang w:eastAsia="en-GB"/>
+        </w:rPr>
+        <w:t xml:space="preserve"> Mounted on aircraft or heavy drones. Excellent at penetrating dense canopy to capture ground topography (Digital Terrain Models or DTMs)</w:t>
+      </w:r>
+      <w:r>
+        <w:rPr>
+          <w:lang w:eastAsia="en-GB"/>
+        </w:rPr>
+        <w:t>.</w:t>
+      </w:r>
+    </w:p>
+    <w:p>
+      <w:pPr>
+        <w:pStyle w:val="ListParagraph"/>
+        <w:numPr>
+          <w:ilvl w:val="1"/>
+          <w:numId w:val="12"/>
+        </w:numPr>
+        <w:bidi w:val="0"/>
+        <w:spacing w:line="276" w:lineRule="auto"/>
+        <w:rPr>
+          <w:lang w:eastAsia="en-GB"/>
+        </w:rPr>
+      </w:pPr>
+      <w:r>
+        <w:rPr>
+          <w:b/>
+          <w:bCs/>
+          <w:lang w:eastAsia="en-GB"/>
+        </w:rPr>
+        <w:t>Terrestrial &amp; Mobile LiDAR (TLS/MLS):</w:t>
+      </w:r>
+      <w:r>
+        <w:rPr>
+          <w:lang w:eastAsia="en-GB"/>
+        </w:rPr>
+        <w:t xml:space="preserve"> Mounted on tripods or moving vehicles to map street corridors, building facades, and infrastructure assets</w:t>
+      </w:r>
+      <w:r>
+        <w:rPr>
+          <w:lang w:eastAsia="en-GB"/>
+        </w:rPr>
+        <w:t>.</w:t>
+      </w:r>
+    </w:p>
+    <w:p>
+      <w:pPr>
+        <w:pStyle w:val="ListParagraph"/>
+        <w:numPr>
+          <w:ilvl w:val="0"/>
+          <w:numId w:val="18"/>
+        </w:numPr>
+        <w:bidi w:val="0"/>
+        <w:spacing w:line="276" w:lineRule="auto"/>
+        <w:rPr>
+          <w:b/>
+          <w:bCs/>
+          <w:lang w:eastAsia="en-GB"/>
+        </w:rPr>
+      </w:pPr>
+      <w:r>
+        <w:rPr>
+          <w:b/>
+          <w:bCs/>
+          <w:lang w:eastAsia="en-GB"/>
+        </w:rPr>
+        <w:t>Field Surveying &amp; GNSS</w:t>
+      </w:r>
+    </w:p>
+    <w:p>
+      <w:pPr>
+        <w:pStyle w:val="ListParagraph"/>
+        <w:numPr>
+          <w:ilvl w:val="1"/>
+          <w:numId w:val="12"/>
+        </w:numPr>
+        <w:bidi w:val="0"/>
+        <w:spacing w:line="276" w:lineRule="auto"/>
+        <w:rPr>
+          <w:b/>
+          <w:bCs/>
+          <w:lang w:eastAsia="en-GB"/>
+        </w:rPr>
+      </w:pPr>
+      <w:r>
+        <w:rPr>
+          <w:b/>
+          <w:bCs/>
+          <w:lang w:eastAsia="en-GB"/>
+        </w:rPr>
+        <w:t xml:space="preserve">GNSS (Global Navigation Satellite Systems): </w:t>
+      </w:r>
+      <w:r>
+        <w:rPr>
+          <w:lang w:eastAsia="en-GB"/>
+        </w:rPr>
+        <w:t>Uses constellations like GPS, GLONASS, Galileo, and BeiDou. Standard consumer GPS gives ~3–5 meter accuracy</w:t>
+      </w:r>
+      <w:r>
+        <w:rPr>
+          <w:lang w:eastAsia="en-GB"/>
+        </w:rPr>
+        <w:t>.</w:t>
+      </w:r>
+    </w:p>
+    <w:p>
+      <w:pPr>
+        <w:pStyle w:val="ListParagraph"/>
+        <w:numPr>
+          <w:ilvl w:val="1"/>
+          <w:numId w:val="12"/>
+        </w:numPr>
+        <w:bidi w:val="0"/>
+        <w:spacing w:line="276" w:lineRule="auto"/>
+        <w:rPr>
+          <w:b/>
+          <w:bCs/>
+          <w:lang w:eastAsia="en-GB"/>
+        </w:rPr>
+      </w:pPr>
+      <w:r>
+        <w:rPr>
+          <w:b/>
+          <w:bCs/>
+          <w:lang w:eastAsia="en-GB"/>
+        </w:rPr>
+        <w:t xml:space="preserve">RTK / PPK (Real-Time Kinematic / Post-Processed Kinematic): </w:t>
+      </w:r>
+      <w:r>
+        <w:rPr>
+          <w:lang w:eastAsia="en-GB"/>
+        </w:rPr>
+        <w:t>Uses fixed base stations or CORS networks to correct satellite signal errors, delivering</w:t>
+      </w:r>
+      <w:r>
+        <w:rPr>
+          <w:b/>
+          <w:bCs/>
+          <w:lang w:eastAsia="en-GB"/>
+        </w:rPr>
+        <w:t xml:space="preserve"> millimeter-to-centimeter level positional accuracy</w:t>
+      </w:r>
+      <w:r>
+        <w:rPr>
+          <w:b/>
+          <w:bCs/>
+          <w:lang w:eastAsia="en-GB"/>
+        </w:rPr>
+        <w:t>.</w:t>
+      </w:r>
+    </w:p>
+    <w:p>
+      <w:pPr>
+        <w:pStyle w:val="ListParagraph"/>
+        <w:numPr>
+          <w:ilvl w:val="1"/>
+          <w:numId w:val="12"/>
+        </w:numPr>
+        <w:bidi w:val="0"/>
+        <w:spacing w:line="276" w:lineRule="auto"/>
+        <w:rPr>
+          <w:b/>
+          <w:bCs/>
+          <w:lang w:eastAsia="en-GB"/>
+        </w:rPr>
+      </w:pPr>
+      <w:r>
+        <w:rPr>
+          <w:b/>
+          <w:bCs/>
+          <w:lang w:eastAsia="en-GB"/>
+        </w:rPr>
+        <w:t xml:space="preserve">Total Stations: </w:t>
+      </w:r>
+      <w:r>
+        <w:rPr>
+          <w:lang w:eastAsia="en-GB"/>
+        </w:rPr>
+        <w:t>Optical instruments that measure electronic angles and distances for precise engineering, boundary, and construction surveys</w:t>
+      </w:r>
+      <w:r>
+        <w:rPr>
+          <w:b/>
+          <w:bCs/>
+          <w:lang w:eastAsia="en-GB"/>
+        </w:rPr>
+        <w:t>.</w:t>
+      </w:r>
+    </w:p>
+    <w:p>
+      <w:pPr>
+        <w:pStyle w:val="ListParagraph"/>
+        <w:numPr>
+          <w:ilvl w:val="0"/>
+          <w:numId w:val="14"/>
+        </w:numPr>
+        <w:bidi w:val="0"/>
+        <w:spacing w:line="276" w:lineRule="auto"/>
+        <w:rPr>
+          <w:b/>
+          <w:bCs/>
+          <w:lang w:eastAsia="en-GB"/>
+        </w:rPr>
+      </w:pPr>
+      <w:r>
+        <w:rPr>
+          <w:b/>
+          <w:bCs/>
+          <w:lang w:eastAsia="en-GB"/>
+        </w:rPr>
+        <w:t>Secondary Data Collection (Derived &amp; Digitized</w:t>
+      </w:r>
+      <w:r>
+        <w:rPr>
+          <w:b/>
+          <w:bCs/>
+          <w:lang w:eastAsia="en-GB"/>
+        </w:rPr>
+        <w:t>)</w:t>
+      </w:r>
+    </w:p>
+    <w:p>
+      <w:pPr>
+        <w:pStyle w:val="ListParagraph"/>
+        <w:numPr>
+          <w:ilvl w:val="0"/>
+          <w:numId w:val="12"/>
+        </w:numPr>
+        <w:bidi w:val="0"/>
+        <w:spacing w:line="276" w:lineRule="auto"/>
+        <w:rPr>
+          <w:lang w:eastAsia="en-GB"/>
+        </w:rPr>
+      </w:pPr>
+      <w:r>
+        <w:rPr>
+          <w:lang w:eastAsia="en-GB"/>
+        </w:rPr>
+        <w:t>When fresh field capture isn't required or historical context is needed, secondary methods are used</w:t>
+      </w:r>
+      <w:r>
+        <w:rPr>
+          <w:lang w:eastAsia="en-GB"/>
+        </w:rPr>
+        <w:t>:</w:t>
+      </w:r>
+    </w:p>
+    <w:p>
+      <w:pPr>
+        <w:pStyle w:val="ListParagraph"/>
+        <w:numPr>
+          <w:ilvl w:val="1"/>
+          <w:numId w:val="12"/>
+        </w:numPr>
+        <w:bidi w:val="0"/>
+        <w:spacing w:line="276" w:lineRule="auto"/>
+        <w:rPr>
+          <w:lang w:eastAsia="en-GB"/>
+        </w:rPr>
+      </w:pPr>
+      <w:r>
+        <w:rPr>
+          <w:b/>
+          <w:bCs/>
+          <w:lang w:eastAsia="en-GB"/>
+        </w:rPr>
+        <w:t>Vectorization &amp; Manual Digitization:</w:t>
+      </w:r>
+      <w:r>
+        <w:rPr>
+          <w:lang w:eastAsia="en-GB"/>
+        </w:rPr>
+        <w:t xml:space="preserve"> Converting historical paper maps, CAD drawings, or scanned aerial photos into vector layers (points, lines, polygons) using GIS software</w:t>
+      </w:r>
+      <w:r>
+        <w:rPr>
+          <w:lang w:eastAsia="en-GB"/>
+        </w:rPr>
+        <w:t>.</w:t>
+      </w:r>
+    </w:p>
+    <w:p>
+      <w:pPr>
+        <w:pStyle w:val="ListParagraph"/>
+        <w:numPr>
+          <w:ilvl w:val="1"/>
+          <w:numId w:val="12"/>
+        </w:numPr>
+        <w:bidi w:val="0"/>
+        <w:spacing w:line="276" w:lineRule="auto"/>
+        <w:rPr>
+          <w:lang w:eastAsia="en-GB"/>
+        </w:rPr>
+      </w:pPr>
+      <w:r>
+        <w:rPr>
+          <w:b/>
+          <w:bCs/>
+          <w:lang w:eastAsia="en-GB"/>
+        </w:rPr>
+        <w:t>Volunteered Geographic Information (VGI) &amp; Crowdsourcing:</w:t>
+      </w:r>
+      <w:r>
+        <w:rPr>
+          <w:lang w:eastAsia="en-GB"/>
+        </w:rPr>
+        <w:t xml:space="preserve"> Community-driven datasets like </w:t>
+      </w:r>
+      <w:r>
+        <w:rPr>
+          <w:b/>
+          <w:bCs/>
+          <w:lang w:eastAsia="en-GB"/>
+        </w:rPr>
+        <w:t>OpenStreetMap (OSM)</w:t>
+      </w:r>
+      <w:r>
+        <w:rPr>
+          <w:lang w:eastAsia="en-GB"/>
+        </w:rPr>
+        <w:t xml:space="preserve"> or geotagged mobile app data</w:t>
+      </w:r>
+      <w:r>
+        <w:rPr>
+          <w:lang w:eastAsia="en-GB"/>
+        </w:rPr>
+        <w:t>.</w:t>
+      </w:r>
+    </w:p>
+    <w:p>
+      <w:pPr>
+        <w:pStyle w:val="ListParagraph"/>
+        <w:numPr>
+          <w:ilvl w:val="1"/>
+          <w:numId w:val="12"/>
+        </w:numPr>
+        <w:bidi w:val="0"/>
+        <w:spacing w:line="276" w:lineRule="auto"/>
+        <w:rPr>
+          <w:lang w:eastAsia="en-GB"/>
+        </w:rPr>
+      </w:pPr>
+      <w:r>
+        <w:rPr>
+          <w:b/>
+          <w:bCs/>
+          <w:lang w:eastAsia="en-GB"/>
+        </w:rPr>
+        <w:t>Geospatial Web Services:</w:t>
+      </w:r>
+      <w:r>
+        <w:rPr>
+          <w:lang w:eastAsia="en-GB"/>
+        </w:rPr>
+        <w:t xml:space="preserve"> Integrating existing APIs and spatial databases via OGC standards (WMS, WFS, WCS</w:t>
+      </w:r>
+      <w:r>
+        <w:rPr>
+          <w:lang w:eastAsia="en-GB"/>
+        </w:rPr>
+        <w:t>).</w:t>
+      </w:r>
+    </w:p>
+    <w:p>
+      <w:pPr>
+        <w:bidi w:val="0"/>
+        <w:rPr>
+          <w:lang w:eastAsia="en-GB"/>
+        </w:rPr>
+      </w:pPr>
+    </w:p>
+    <w:p>
+      <w:pPr>
+        <w:pStyle w:val="ListParagraph"/>
+        <w:numPr>
+          <w:ilvl w:val="0"/>
+          <w:numId w:val="11"/>
+        </w:numPr>
+        <w:bidi w:val="0"/>
+        <w:rPr>
+          <w:lang w:eastAsia="en-GB"/>
+        </w:rPr>
+      </w:pPr>
+      <w:r>
+        <w:rPr>
+          <w:b/>
+          <w:bCs/>
+          <w:lang w:eastAsia="en-GB"/>
+        </w:rPr>
+        <w:t>The Golden Rule in Geoinformatics:</w:t>
+      </w:r>
+      <w:r>
+        <w:rPr>
+          <w:lang w:eastAsia="en-GB"/>
+        </w:rPr>
+        <w:t xml:space="preserve"> Always define your required spatial reference system (CRS/EPSG codes), positional accuracy, and temporal frequency </w:t>
+      </w:r>
+      <w:r>
+        <w:rPr>
+          <w:i/>
+          <w:iCs/>
+          <w:lang w:eastAsia="en-GB"/>
+        </w:rPr>
+        <w:t>before</w:t>
+      </w:r>
+      <w:r>
+        <w:rPr>
+          <w:lang w:eastAsia="en-GB"/>
+        </w:rPr>
+        <w:t xml:space="preserve"> picking an acquisition method. Capturing higher resolution than required wastes compute, storage, and budget</w:t>
+      </w:r>
+    </w:p>
+    <w:p>
+      <w:pPr>
+        <w:pStyle w:val="ListParagraph"/>
+        <w:keepNext/>
+        <w:keepLines/>
+        <w:pageBreakBefore/>
+        <w:numPr>
+          <w:ilvl w:val="0"/>
+          <w:numId w:val="14"/>
+        </w:numPr>
+        <w:bidi w:val="0"/>
+        <w:ind w:left="357" w:hanging="357"/>
+        <w:rPr>
+          <w:b/>
+          <w:bCs/>
+          <w:lang w:eastAsia="en-GB"/>
+        </w:rPr>
+      </w:pPr>
+      <w:r>
+        <w:rPr>
+          <w:b/>
+          <w:bCs/>
+          <w:lang w:eastAsia="en-GB"/>
+        </w:rPr>
+        <w:lastRenderedPageBreak/>
+        <w:t>Core Trade-offs &amp; Engineering Decisions</w:t>
+      </w:r>
+    </w:p>
+    <w:p>
+      <w:pPr>
+        <w:pStyle w:val="ListParagraph"/>
+        <w:numPr>
+          <w:ilvl w:val="0"/>
+          <w:numId w:val="12"/>
+        </w:numPr>
+        <w:bidi w:val="0"/>
+        <w:rPr>
+          <w:lang w:eastAsia="en-GB"/>
+        </w:rPr>
+      </w:pPr>
+      <w:r>
+        <w:rPr>
+          <w:lang w:eastAsia="en-GB"/>
+        </w:rPr>
+        <w:t>When designing a spatial data pipeline, engineers continuously evaluate these key balances</w:t>
+      </w:r>
+      <w:r>
+        <w:rPr>
+          <w:lang w:eastAsia="en-GB"/>
+        </w:rPr>
+        <w:t>:</w:t>
+      </w:r>
+    </w:p>
+    <w:tbl>
+      <w:tblPr>
+        <w:tblW w:w="10490" w:type="dxa"/>
+        <w:tblInd w:w="-147" w:type="dxa"/>
+        <w:tblLook w:val="04A0" w:firstRow="1" w:lastRow="0" w:firstColumn="1" w:lastColumn="0" w:noHBand="0" w:noVBand="1"/>
+      </w:tblPr>
+      <w:tblGrid>
+        <w:gridCol w:w="2410"/>
+        <w:gridCol w:w="2127"/>
+        <w:gridCol w:w="2126"/>
+        <w:gridCol w:w="1701"/>
+        <w:gridCol w:w="2126"/>
+      </w:tblGrid>
+      <w:tr>
+        <w:trPr>
+          <w:trHeight w:val="524"/>
+        </w:trPr>
+        <w:tc>
+          <w:tcPr>
+            <w:tcW w:w="2410" w:type="dxa"/>
+            <w:tcBorders>
+              <w:top w:val="single" w:sz="4" w:space="0" w:color="auto"/>
+              <w:left w:val="single" w:sz="4" w:space="0" w:color="auto"/>
+              <w:bottom w:val="single" w:sz="4" w:space="0" w:color="auto"/>
+              <w:right w:val="single" w:sz="4" w:space="0" w:color="auto"/>
+            </w:tcBorders>
+            <w:vAlign w:val="center"/>
+            <w:hideMark/>
+          </w:tcPr>
+          <w:p>
+            <w:pPr>
+              <w:bidi w:val="0"/>
+              <w:spacing w:after="0" w:line="240" w:lineRule="auto"/>
+              <w:jc w:val="center"/>
+              <w:rPr>
+                <w:rFonts w:ascii="Arial" w:eastAsia="Times New Roman" w:hAnsi="Arial" w:cs="Arial"/>
+                <w:b/>
+                <w:bCs/>
+                <w:color w:val="1F1F1F"/>
+                <w:kern w:val="0"/>
+                <w:lang w:val="en-GB" w:eastAsia="en-GB"/>
+                <w14:ligatures w14:val="none"/>
+              </w:rPr>
+            </w:pPr>
+            <w:r>
+              <w:rPr>
+                <w:rFonts w:ascii="Arial" w:eastAsia="Times New Roman" w:hAnsi="Arial" w:cs="Arial"/>
+                <w:b/>
+                <w:bCs/>
+                <w:color w:val="1F1F1F"/>
+                <w:kern w:val="0"/>
+                <w:lang w:val="en-GB" w:eastAsia="en-GB"/>
+                <w14:ligatures w14:val="none"/>
+              </w:rPr>
+              <w:t>Acquisition Method</w:t>
+            </w:r>
+          </w:p>
+        </w:tc>
+        <w:tc>
+          <w:tcPr>
+            <w:tcW w:w="2127" w:type="dxa"/>
+            <w:tcBorders>
+              <w:top w:val="single" w:sz="4" w:space="0" w:color="auto"/>
+              <w:left w:val="nil"/>
+              <w:bottom w:val="single" w:sz="4" w:space="0" w:color="auto"/>
+              <w:right w:val="single" w:sz="4" w:space="0" w:color="auto"/>
+            </w:tcBorders>
+            <w:vAlign w:val="center"/>
+            <w:hideMark/>
+          </w:tcPr>
+          <w:p>
+            <w:pPr>
+              <w:bidi w:val="0"/>
+              <w:spacing w:after="0" w:line="240" w:lineRule="auto"/>
+              <w:jc w:val="center"/>
+              <w:rPr>
+                <w:rFonts w:ascii="Arial" w:eastAsia="Times New Roman" w:hAnsi="Arial" w:cs="Arial"/>
+                <w:b/>
+                <w:bCs/>
+                <w:color w:val="1F1F1F"/>
+                <w:kern w:val="0"/>
+                <w:lang w:val="en-GB" w:eastAsia="en-GB"/>
+                <w14:ligatures w14:val="none"/>
+              </w:rPr>
+            </w:pPr>
+            <w:r>
+              <w:rPr>
+                <w:rFonts w:ascii="Arial" w:eastAsia="Times New Roman" w:hAnsi="Arial" w:cs="Arial"/>
+                <w:b/>
+                <w:bCs/>
+                <w:color w:val="1F1F1F"/>
+                <w:kern w:val="0"/>
+                <w:lang w:val="en-GB" w:eastAsia="en-GB"/>
+                <w14:ligatures w14:val="none"/>
+              </w:rPr>
+              <w:t>Accuracy</w:t>
+            </w:r>
+          </w:p>
+        </w:tc>
+        <w:tc>
+          <w:tcPr>
+            <w:tcW w:w="2126" w:type="dxa"/>
+            <w:tcBorders>
+              <w:top w:val="single" w:sz="4" w:space="0" w:color="auto"/>
+              <w:left w:val="nil"/>
+              <w:bottom w:val="single" w:sz="4" w:space="0" w:color="auto"/>
+              <w:right w:val="single" w:sz="4" w:space="0" w:color="auto"/>
+            </w:tcBorders>
+            <w:vAlign w:val="center"/>
+            <w:hideMark/>
+          </w:tcPr>
+          <w:p>
+            <w:pPr>
+              <w:bidi w:val="0"/>
+              <w:spacing w:after="0" w:line="240" w:lineRule="auto"/>
+              <w:jc w:val="center"/>
+              <w:rPr>
+                <w:rFonts w:ascii="Arial" w:eastAsia="Times New Roman" w:hAnsi="Arial" w:cs="Arial"/>
+                <w:b/>
+                <w:bCs/>
+                <w:color w:val="1F1F1F"/>
+                <w:kern w:val="0"/>
+                <w:lang w:val="en-GB" w:eastAsia="en-GB"/>
+                <w14:ligatures w14:val="none"/>
+              </w:rPr>
+            </w:pPr>
+            <w:r>
+              <w:rPr>
+                <w:rFonts w:ascii="Arial" w:eastAsia="Times New Roman" w:hAnsi="Arial" w:cs="Arial"/>
+                <w:b/>
+                <w:bCs/>
+                <w:color w:val="1F1F1F"/>
+                <w:kern w:val="0"/>
+                <w:lang w:val="en-GB" w:eastAsia="en-GB"/>
+                <w14:ligatures w14:val="none"/>
+              </w:rPr>
+              <w:t>Coverage / Scale</w:t>
+            </w:r>
+          </w:p>
+        </w:tc>
+        <w:tc>
+          <w:tcPr>
+            <w:tcW w:w="1701" w:type="dxa"/>
+            <w:tcBorders>
+              <w:top w:val="single" w:sz="4" w:space="0" w:color="auto"/>
+              <w:left w:val="nil"/>
+              <w:bottom w:val="single" w:sz="4" w:space="0" w:color="auto"/>
+              <w:right w:val="single" w:sz="4" w:space="0" w:color="auto"/>
+            </w:tcBorders>
+            <w:vAlign w:val="center"/>
+            <w:hideMark/>
+          </w:tcPr>
+          <w:p>
+            <w:pPr>
+              <w:bidi w:val="0"/>
+              <w:spacing w:after="0" w:line="240" w:lineRule="auto"/>
+              <w:jc w:val="center"/>
+              <w:rPr>
+                <w:rFonts w:ascii="Arial" w:eastAsia="Times New Roman" w:hAnsi="Arial" w:cs="Arial"/>
+                <w:b/>
+                <w:bCs/>
+                <w:color w:val="1F1F1F"/>
+                <w:kern w:val="0"/>
+                <w:lang w:val="en-GB" w:eastAsia="en-GB"/>
+                <w14:ligatures w14:val="none"/>
+              </w:rPr>
+            </w:pPr>
+            <w:r>
+              <w:rPr>
+                <w:rFonts w:ascii="Arial" w:eastAsia="Times New Roman" w:hAnsi="Arial" w:cs="Arial"/>
+                <w:b/>
+                <w:bCs/>
+                <w:color w:val="1F1F1F"/>
+                <w:kern w:val="0"/>
+                <w:lang w:val="en-GB" w:eastAsia="en-GB"/>
+                <w14:ligatures w14:val="none"/>
+              </w:rPr>
+              <w:t>Relative Cost</w:t>
+            </w:r>
+          </w:p>
+        </w:tc>
+        <w:tc>
+          <w:tcPr>
+            <w:tcW w:w="2126" w:type="dxa"/>
+            <w:tcBorders>
+              <w:top w:val="single" w:sz="4" w:space="0" w:color="auto"/>
+              <w:left w:val="nil"/>
+              <w:bottom w:val="single" w:sz="4" w:space="0" w:color="auto"/>
+              <w:right w:val="single" w:sz="4" w:space="0" w:color="auto"/>
+            </w:tcBorders>
+            <w:vAlign w:val="center"/>
+            <w:hideMark/>
+          </w:tcPr>
+          <w:p>
+            <w:pPr>
+              <w:bidi w:val="0"/>
+              <w:spacing w:after="0" w:line="240" w:lineRule="auto"/>
+              <w:jc w:val="center"/>
+              <w:rPr>
+                <w:rFonts w:ascii="Arial" w:eastAsia="Times New Roman" w:hAnsi="Arial" w:cs="Arial"/>
+                <w:b/>
+                <w:bCs/>
+                <w:color w:val="1F1F1F"/>
+                <w:kern w:val="0"/>
+                <w:lang w:val="en-GB" w:eastAsia="en-GB"/>
+                <w14:ligatures w14:val="none"/>
+              </w:rPr>
+            </w:pPr>
+            <w:r>
+              <w:rPr>
+                <w:rFonts w:ascii="Arial" w:eastAsia="Times New Roman" w:hAnsi="Arial" w:cs="Arial"/>
+                <w:b/>
+                <w:bCs/>
+                <w:color w:val="1F1F1F"/>
+                <w:kern w:val="0"/>
+                <w:lang w:val="en-GB" w:eastAsia="en-GB"/>
+                <w14:ligatures w14:val="none"/>
+              </w:rPr>
+              <w:t>Primary Use Case</w:t>
+            </w:r>
+          </w:p>
+        </w:tc>
+      </w:tr>
+      <w:tr>
+        <w:trPr>
+          <w:trHeight w:val="524"/>
+        </w:trPr>
+        <w:tc>
+          <w:tcPr>
+            <w:tcW w:w="2410" w:type="dxa"/>
+            <w:tcBorders>
+              <w:top w:val="nil"/>
+              <w:left w:val="single" w:sz="4" w:space="0" w:color="auto"/>
+              <w:bottom w:val="single" w:sz="4" w:space="0" w:color="auto"/>
+              <w:right w:val="single" w:sz="4" w:space="0" w:color="auto"/>
+            </w:tcBorders>
+            <w:vAlign w:val="center"/>
+            <w:hideMark/>
+          </w:tcPr>
+          <w:p>
+            <w:pPr>
+              <w:bidi w:val="0"/>
+              <w:spacing w:after="0" w:line="240" w:lineRule="auto"/>
+              <w:jc w:val="center"/>
+              <w:rPr>
+                <w:rFonts w:ascii="Arial" w:eastAsia="Times New Roman" w:hAnsi="Arial" w:cs="Arial"/>
+                <w:b/>
+                <w:bCs/>
+                <w:color w:val="1F1F1F"/>
+                <w:kern w:val="0"/>
+                <w:lang w:val="en-GB" w:eastAsia="en-GB"/>
+                <w14:ligatures w14:val="none"/>
+              </w:rPr>
+            </w:pPr>
+            <w:r>
+              <w:rPr>
+                <w:rFonts w:ascii="Arial" w:eastAsia="Times New Roman" w:hAnsi="Arial" w:cs="Arial"/>
+                <w:b/>
+                <w:bCs/>
+                <w:color w:val="1F1F1F"/>
+                <w:kern w:val="0"/>
+                <w:lang w:val="en-GB" w:eastAsia="en-GB"/>
+                <w14:ligatures w14:val="none"/>
+              </w:rPr>
+              <w:t>GNSS / Surveying</w:t>
+            </w:r>
+          </w:p>
+        </w:tc>
+        <w:tc>
+          <w:tcPr>
+            <w:tcW w:w="2127" w:type="dxa"/>
+            <w:tcBorders>
+              <w:top w:val="nil"/>
+              <w:left w:val="nil"/>
+              <w:bottom w:val="single" w:sz="4" w:space="0" w:color="auto"/>
+              <w:right w:val="single" w:sz="4" w:space="0" w:color="auto"/>
+            </w:tcBorders>
+            <w:vAlign w:val="center"/>
+            <w:hideMark/>
+          </w:tcPr>
+          <w:p>
+            <w:pPr>
+              <w:bidi w:val="0"/>
+              <w:spacing w:after="0" w:line="240" w:lineRule="auto"/>
+              <w:jc w:val="center"/>
+              <w:rPr>
+                <w:rFonts w:ascii="Arial" w:eastAsia="Times New Roman" w:hAnsi="Arial" w:cs="Arial"/>
+                <w:color w:val="1F1F1F"/>
+                <w:kern w:val="0"/>
+                <w:lang w:val="en-GB" w:eastAsia="en-GB"/>
+                <w14:ligatures w14:val="none"/>
+              </w:rPr>
+            </w:pPr>
+            <w:r>
+              <w:rPr>
+                <w:rFonts w:ascii="Arial" w:eastAsia="Times New Roman" w:hAnsi="Arial" w:cs="Arial"/>
+                <w:color w:val="1F1F1F"/>
+                <w:kern w:val="0"/>
+                <w:lang w:val="en-GB" w:eastAsia="en-GB"/>
+                <w14:ligatures w14:val="none"/>
+              </w:rPr>
+              <w:t>Highest (mm - cm)</w:t>
+            </w:r>
+          </w:p>
+        </w:tc>
+        <w:tc>
+          <w:tcPr>
+            <w:tcW w:w="2126" w:type="dxa"/>
+            <w:tcBorders>
+              <w:top w:val="nil"/>
+              <w:left w:val="nil"/>
+              <w:bottom w:val="single" w:sz="4" w:space="0" w:color="auto"/>
+              <w:right w:val="single" w:sz="4" w:space="0" w:color="auto"/>
+            </w:tcBorders>
+            <w:vAlign w:val="center"/>
+            <w:hideMark/>
+          </w:tcPr>
+          <w:p>
+            <w:pPr>
+              <w:bidi w:val="0"/>
+              <w:spacing w:after="0" w:line="240" w:lineRule="auto"/>
+              <w:jc w:val="center"/>
+              <w:rPr>
+                <w:rFonts w:ascii="Arial" w:eastAsia="Times New Roman" w:hAnsi="Arial" w:cs="Arial"/>
+                <w:color w:val="1F1F1F"/>
+                <w:kern w:val="0"/>
+                <w:lang w:val="en-GB" w:eastAsia="en-GB"/>
+                <w14:ligatures w14:val="none"/>
+              </w:rPr>
+            </w:pPr>
+            <w:r>
+              <w:rPr>
+                <w:rFonts w:ascii="Arial" w:eastAsia="Times New Roman" w:hAnsi="Arial" w:cs="Arial"/>
+                <w:color w:val="1F1F1F"/>
+                <w:kern w:val="0"/>
+                <w:lang w:val="en-GB" w:eastAsia="en-GB"/>
+                <w14:ligatures w14:val="none"/>
+              </w:rPr>
+              <w:t>Local site level</w:t>
+            </w:r>
+          </w:p>
+        </w:tc>
+        <w:tc>
+          <w:tcPr>
+            <w:tcW w:w="1701" w:type="dxa"/>
+            <w:tcBorders>
+              <w:top w:val="nil"/>
+              <w:left w:val="nil"/>
+              <w:bottom w:val="single" w:sz="4" w:space="0" w:color="auto"/>
+              <w:right w:val="single" w:sz="4" w:space="0" w:color="auto"/>
+            </w:tcBorders>
+            <w:vAlign w:val="center"/>
+            <w:hideMark/>
+          </w:tcPr>
+          <w:p>
+            <w:pPr>
+              <w:bidi w:val="0"/>
+              <w:spacing w:after="0" w:line="240" w:lineRule="auto"/>
+              <w:jc w:val="center"/>
+              <w:rPr>
+                <w:rFonts w:ascii="Arial" w:eastAsia="Times New Roman" w:hAnsi="Arial" w:cs="Arial"/>
+                <w:color w:val="1F1F1F"/>
+                <w:kern w:val="0"/>
+                <w:lang w:val="en-GB" w:eastAsia="en-GB"/>
+                <w14:ligatures w14:val="none"/>
+              </w:rPr>
+            </w:pPr>
+            <w:r>
+              <w:rPr>
+                <w:rFonts w:ascii="Arial" w:eastAsia="Times New Roman" w:hAnsi="Arial" w:cs="Arial"/>
+                <w:color w:val="1F1F1F"/>
+                <w:kern w:val="0"/>
+                <w:lang w:val="en-GB" w:eastAsia="en-GB"/>
+                <w14:ligatures w14:val="none"/>
+              </w:rPr>
+              <w:t>High per unit area</w:t>
+            </w:r>
+          </w:p>
+        </w:tc>
+        <w:tc>
+          <w:tcPr>
+            <w:tcW w:w="2126" w:type="dxa"/>
+            <w:tcBorders>
+              <w:top w:val="nil"/>
+              <w:left w:val="nil"/>
+              <w:bottom w:val="single" w:sz="4" w:space="0" w:color="auto"/>
+              <w:right w:val="single" w:sz="4" w:space="0" w:color="auto"/>
+            </w:tcBorders>
+            <w:vAlign w:val="center"/>
+            <w:hideMark/>
+          </w:tcPr>
+          <w:p>
+            <w:pPr>
+              <w:bidi w:val="0"/>
+              <w:spacing w:after="0" w:line="240" w:lineRule="auto"/>
+              <w:jc w:val="center"/>
+              <w:rPr>
+                <w:rFonts w:ascii="Arial" w:eastAsia="Times New Roman" w:hAnsi="Arial" w:cs="Arial"/>
+                <w:color w:val="1F1F1F"/>
+                <w:kern w:val="0"/>
+                <w:lang w:val="en-GB" w:eastAsia="en-GB"/>
+                <w14:ligatures w14:val="none"/>
+              </w:rPr>
+            </w:pPr>
+            <w:r>
+              <w:rPr>
+                <w:rFonts w:ascii="Arial" w:eastAsia="Times New Roman" w:hAnsi="Arial" w:cs="Arial"/>
+                <w:color w:val="1F1F1F"/>
+                <w:kern w:val="0"/>
+                <w:lang w:val="en-GB" w:eastAsia="en-GB"/>
+                <w14:ligatures w14:val="none"/>
+              </w:rPr>
+              <w:t>Cadastral, construction</w:t>
+            </w:r>
+          </w:p>
+        </w:tc>
+      </w:tr>
+      <w:tr>
+        <w:trPr>
+          <w:trHeight w:val="1005"/>
+        </w:trPr>
+        <w:tc>
+          <w:tcPr>
+            <w:tcW w:w="2410" w:type="dxa"/>
+            <w:tcBorders>
+              <w:top w:val="nil"/>
+              <w:left w:val="single" w:sz="4" w:space="0" w:color="auto"/>
+              <w:bottom w:val="single" w:sz="4" w:space="0" w:color="auto"/>
+              <w:right w:val="single" w:sz="4" w:space="0" w:color="auto"/>
+            </w:tcBorders>
+            <w:vAlign w:val="center"/>
+            <w:hideMark/>
+          </w:tcPr>
+          <w:p>
+            <w:pPr>
+              <w:bidi w:val="0"/>
+              <w:spacing w:after="0" w:line="240" w:lineRule="auto"/>
+              <w:jc w:val="center"/>
+              <w:rPr>
+                <w:rFonts w:ascii="Arial" w:eastAsia="Times New Roman" w:hAnsi="Arial" w:cs="Arial"/>
+                <w:b/>
+                <w:bCs/>
+                <w:color w:val="1F1F1F"/>
+                <w:kern w:val="0"/>
+                <w:lang w:val="en-GB" w:eastAsia="en-GB"/>
+                <w14:ligatures w14:val="none"/>
+              </w:rPr>
+            </w:pPr>
+            <w:r>
+              <w:rPr>
+                <w:rFonts w:ascii="Arial" w:eastAsia="Times New Roman" w:hAnsi="Arial" w:cs="Arial"/>
+                <w:b/>
+                <w:bCs/>
+                <w:color w:val="1F1F1F"/>
+                <w:kern w:val="0"/>
+                <w:lang w:val="en-GB" w:eastAsia="en-GB"/>
+                <w14:ligatures w14:val="none"/>
+              </w:rPr>
+              <w:t>Drone LiDAR / Photogrammetry</w:t>
+            </w:r>
+          </w:p>
+        </w:tc>
+        <w:tc>
+          <w:tcPr>
+            <w:tcW w:w="2127" w:type="dxa"/>
+            <w:tcBorders>
+              <w:top w:val="nil"/>
+              <w:left w:val="nil"/>
+              <w:bottom w:val="single" w:sz="4" w:space="0" w:color="auto"/>
+              <w:right w:val="single" w:sz="4" w:space="0" w:color="auto"/>
+            </w:tcBorders>
+            <w:vAlign w:val="center"/>
+            <w:hideMark/>
+          </w:tcPr>
+          <w:p>
+            <w:pPr>
+              <w:bidi w:val="0"/>
+              <w:spacing w:after="0" w:line="240" w:lineRule="auto"/>
+              <w:jc w:val="center"/>
+              <w:rPr>
+                <w:rFonts w:ascii="Arial" w:eastAsia="Times New Roman" w:hAnsi="Arial" w:cs="Arial"/>
+                <w:color w:val="1F1F1F"/>
+                <w:kern w:val="0"/>
+                <w:lang w:val="en-GB" w:eastAsia="en-GB"/>
+                <w14:ligatures w14:val="none"/>
+              </w:rPr>
+            </w:pPr>
+            <w:r>
+              <w:rPr>
+                <w:rFonts w:ascii="Arial" w:eastAsia="Times New Roman" w:hAnsi="Arial" w:cs="Arial"/>
+                <w:color w:val="1F1F1F"/>
+                <w:kern w:val="0"/>
+                <w:lang w:val="en-GB" w:eastAsia="en-GB"/>
+                <w14:ligatures w14:val="none"/>
+              </w:rPr>
+              <w:t>High (cm level)</w:t>
+            </w:r>
+          </w:p>
+        </w:tc>
+        <w:tc>
+          <w:tcPr>
+            <w:tcW w:w="2126" w:type="dxa"/>
+            <w:tcBorders>
+              <w:top w:val="nil"/>
+              <w:left w:val="nil"/>
+              <w:bottom w:val="single" w:sz="4" w:space="0" w:color="auto"/>
+              <w:right w:val="single" w:sz="4" w:space="0" w:color="auto"/>
+            </w:tcBorders>
+            <w:vAlign w:val="center"/>
+            <w:hideMark/>
+          </w:tcPr>
+          <w:p>
+            <w:pPr>
+              <w:bidi w:val="0"/>
+              <w:spacing w:after="0" w:line="240" w:lineRule="auto"/>
+              <w:jc w:val="center"/>
+              <w:rPr>
+                <w:rFonts w:ascii="Arial" w:eastAsia="Times New Roman" w:hAnsi="Arial" w:cs="Arial"/>
+                <w:color w:val="1F1F1F"/>
+                <w:kern w:val="0"/>
+                <w:lang w:val="en-GB" w:eastAsia="en-GB"/>
+                <w14:ligatures w14:val="none"/>
+              </w:rPr>
+            </w:pPr>
+            <w:r>
+              <w:rPr>
+                <w:rFonts w:ascii="Arial" w:eastAsia="Times New Roman" w:hAnsi="Arial" w:cs="Arial"/>
+                <w:color w:val="1F1F1F"/>
+                <w:kern w:val="0"/>
+                <w:lang w:val="en-GB" w:eastAsia="en-GB"/>
+                <w14:ligatures w14:val="none"/>
+              </w:rPr>
+              <w:t>Corridor / Local area</w:t>
+            </w:r>
+          </w:p>
+        </w:tc>
+        <w:tc>
+          <w:tcPr>
+            <w:tcW w:w="1701" w:type="dxa"/>
+            <w:tcBorders>
+              <w:top w:val="nil"/>
+              <w:left w:val="nil"/>
+              <w:bottom w:val="single" w:sz="4" w:space="0" w:color="auto"/>
+              <w:right w:val="single" w:sz="4" w:space="0" w:color="auto"/>
+            </w:tcBorders>
+            <w:vAlign w:val="center"/>
+            <w:hideMark/>
+          </w:tcPr>
+          <w:p>
+            <w:pPr>
+              <w:bidi w:val="0"/>
+              <w:spacing w:after="0" w:line="240" w:lineRule="auto"/>
+              <w:jc w:val="center"/>
+              <w:rPr>
+                <w:rFonts w:ascii="Arial" w:eastAsia="Times New Roman" w:hAnsi="Arial" w:cs="Arial"/>
+                <w:color w:val="1F1F1F"/>
+                <w:kern w:val="0"/>
+                <w:lang w:val="en-GB" w:eastAsia="en-GB"/>
+                <w14:ligatures w14:val="none"/>
+              </w:rPr>
+            </w:pPr>
+            <w:r>
+              <w:rPr>
+                <w:rFonts w:ascii="Arial" w:eastAsia="Times New Roman" w:hAnsi="Arial" w:cs="Arial"/>
+                <w:color w:val="1F1F1F"/>
+                <w:kern w:val="0"/>
+                <w:lang w:val="en-GB" w:eastAsia="en-GB"/>
+                <w14:ligatures w14:val="none"/>
+              </w:rPr>
+              <w:t>Moderate</w:t>
+            </w:r>
+          </w:p>
+        </w:tc>
+        <w:tc>
+          <w:tcPr>
+            <w:tcW w:w="2126" w:type="dxa"/>
+            <w:tcBorders>
+              <w:top w:val="nil"/>
+              <w:left w:val="nil"/>
+              <w:bottom w:val="single" w:sz="4" w:space="0" w:color="auto"/>
+              <w:right w:val="single" w:sz="4" w:space="0" w:color="auto"/>
+            </w:tcBorders>
+            <w:vAlign w:val="center"/>
+            <w:hideMark/>
+          </w:tcPr>
+          <w:p>
+            <w:pPr>
+              <w:bidi w:val="0"/>
+              <w:spacing w:after="0" w:line="240" w:lineRule="auto"/>
+              <w:jc w:val="center"/>
+              <w:rPr>
+                <w:rFonts w:ascii="Arial" w:eastAsia="Times New Roman" w:hAnsi="Arial" w:cs="Arial"/>
+                <w:color w:val="1F1F1F"/>
+                <w:kern w:val="0"/>
+                <w:lang w:val="en-GB" w:eastAsia="en-GB"/>
+                <w14:ligatures w14:val="none"/>
+              </w:rPr>
+            </w:pPr>
+            <w:r>
+              <w:rPr>
+                <w:rFonts w:ascii="Arial" w:eastAsia="Times New Roman" w:hAnsi="Arial" w:cs="Arial"/>
+                <w:color w:val="1F1F1F"/>
+                <w:kern w:val="0"/>
+                <w:lang w:val="en-GB" w:eastAsia="en-GB"/>
+                <w14:ligatures w14:val="none"/>
+              </w:rPr>
+              <w:t>Topographical mapping, BIM</w:t>
+            </w:r>
+          </w:p>
+        </w:tc>
+      </w:tr>
+      <w:tr>
+        <w:trPr>
+          <w:trHeight w:val="1005"/>
+        </w:trPr>
+        <w:tc>
+          <w:tcPr>
+            <w:tcW w:w="2410" w:type="dxa"/>
+            <w:tcBorders>
+              <w:top w:val="nil"/>
+              <w:left w:val="single" w:sz="4" w:space="0" w:color="auto"/>
+              <w:bottom w:val="single" w:sz="4" w:space="0" w:color="auto"/>
+              <w:right w:val="single" w:sz="4" w:space="0" w:color="auto"/>
+            </w:tcBorders>
+            <w:vAlign w:val="center"/>
+            <w:hideMark/>
+          </w:tcPr>
+          <w:p>
+            <w:pPr>
+              <w:bidi w:val="0"/>
+              <w:spacing w:after="0" w:line="240" w:lineRule="auto"/>
+              <w:jc w:val="center"/>
+              <w:rPr>
+                <w:rFonts w:ascii="Arial" w:eastAsia="Times New Roman" w:hAnsi="Arial" w:cs="Arial"/>
+                <w:b/>
+                <w:bCs/>
+                <w:color w:val="1F1F1F"/>
+                <w:kern w:val="0"/>
+                <w:lang w:val="en-GB" w:eastAsia="en-GB"/>
+                <w14:ligatures w14:val="none"/>
+              </w:rPr>
+            </w:pPr>
+            <w:r>
+              <w:rPr>
+                <w:rFonts w:ascii="Arial" w:eastAsia="Times New Roman" w:hAnsi="Arial" w:cs="Arial"/>
+                <w:b/>
+                <w:bCs/>
+                <w:color w:val="1F1F1F"/>
+                <w:kern w:val="0"/>
+                <w:lang w:val="en-GB" w:eastAsia="en-GB"/>
+                <w14:ligatures w14:val="none"/>
+              </w:rPr>
+              <w:t>Satellite Remote Sensing</w:t>
+            </w:r>
+          </w:p>
+        </w:tc>
+        <w:tc>
+          <w:tcPr>
+            <w:tcW w:w="2127" w:type="dxa"/>
+            <w:tcBorders>
+              <w:top w:val="nil"/>
+              <w:left w:val="nil"/>
+              <w:bottom w:val="single" w:sz="4" w:space="0" w:color="auto"/>
+              <w:right w:val="single" w:sz="4" w:space="0" w:color="auto"/>
+            </w:tcBorders>
+            <w:vAlign w:val="center"/>
+            <w:hideMark/>
+          </w:tcPr>
+          <w:p>
+            <w:pPr>
+              <w:bidi w:val="0"/>
+              <w:spacing w:after="0" w:line="240" w:lineRule="auto"/>
+              <w:jc w:val="center"/>
+              <w:rPr>
+                <w:rFonts w:ascii="Arial" w:eastAsia="Times New Roman" w:hAnsi="Arial" w:cs="Arial"/>
+                <w:color w:val="1F1F1F"/>
+                <w:kern w:val="0"/>
+                <w:lang w:val="en-GB" w:eastAsia="en-GB"/>
+                <w14:ligatures w14:val="none"/>
+              </w:rPr>
+            </w:pPr>
+            <w:r>
+              <w:rPr>
+                <w:rFonts w:ascii="Arial" w:eastAsia="Times New Roman" w:hAnsi="Arial" w:cs="Arial"/>
+                <w:color w:val="1F1F1F"/>
+                <w:kern w:val="0"/>
+                <w:lang w:val="en-GB" w:eastAsia="en-GB"/>
+                <w14:ligatures w14:val="none"/>
+              </w:rPr>
+              <w:t>Moderate (m level)</w:t>
+            </w:r>
+          </w:p>
+        </w:tc>
+        <w:tc>
+          <w:tcPr>
+            <w:tcW w:w="2126" w:type="dxa"/>
+            <w:tcBorders>
+              <w:top w:val="nil"/>
+              <w:left w:val="nil"/>
+              <w:bottom w:val="single" w:sz="4" w:space="0" w:color="auto"/>
+              <w:right w:val="single" w:sz="4" w:space="0" w:color="auto"/>
+            </w:tcBorders>
+            <w:vAlign w:val="center"/>
+            <w:hideMark/>
+          </w:tcPr>
+          <w:p>
+            <w:pPr>
+              <w:bidi w:val="0"/>
+              <w:spacing w:after="0" w:line="240" w:lineRule="auto"/>
+              <w:jc w:val="center"/>
+              <w:rPr>
+                <w:rFonts w:ascii="Arial" w:eastAsia="Times New Roman" w:hAnsi="Arial" w:cs="Arial"/>
+                <w:color w:val="1F1F1F"/>
+                <w:kern w:val="0"/>
+                <w:lang w:val="en-GB" w:eastAsia="en-GB"/>
+                <w14:ligatures w14:val="none"/>
+              </w:rPr>
+            </w:pPr>
+            <w:r>
+              <w:rPr>
+                <w:rFonts w:ascii="Arial" w:eastAsia="Times New Roman" w:hAnsi="Arial" w:cs="Arial"/>
+                <w:color w:val="1F1F1F"/>
+                <w:kern w:val="0"/>
+                <w:lang w:val="en-GB" w:eastAsia="en-GB"/>
+                <w14:ligatures w14:val="none"/>
+              </w:rPr>
+              <w:t>Regional to Global</w:t>
+            </w:r>
+          </w:p>
+        </w:tc>
+        <w:tc>
+          <w:tcPr>
+            <w:tcW w:w="1701" w:type="dxa"/>
+            <w:tcBorders>
+              <w:top w:val="nil"/>
+              <w:left w:val="nil"/>
+              <w:bottom w:val="single" w:sz="4" w:space="0" w:color="auto"/>
+              <w:right w:val="single" w:sz="4" w:space="0" w:color="auto"/>
+            </w:tcBorders>
+            <w:vAlign w:val="center"/>
+            <w:hideMark/>
+          </w:tcPr>
+          <w:p>
+            <w:pPr>
+              <w:bidi w:val="0"/>
+              <w:spacing w:after="0" w:line="240" w:lineRule="auto"/>
+              <w:jc w:val="center"/>
+              <w:rPr>
+                <w:rFonts w:ascii="Arial" w:eastAsia="Times New Roman" w:hAnsi="Arial" w:cs="Arial"/>
+                <w:color w:val="1F1F1F"/>
+                <w:kern w:val="0"/>
+                <w:lang w:val="en-GB" w:eastAsia="en-GB"/>
+                <w14:ligatures w14:val="none"/>
+              </w:rPr>
+            </w:pPr>
+            <w:r>
+              <w:rPr>
+                <w:rFonts w:ascii="Arial" w:eastAsia="Times New Roman" w:hAnsi="Arial" w:cs="Arial"/>
+                <w:color w:val="1F1F1F"/>
+                <w:kern w:val="0"/>
+                <w:lang w:val="en-GB" w:eastAsia="en-GB"/>
+                <w14:ligatures w14:val="none"/>
+              </w:rPr>
+              <w:t>Low to Free</w:t>
+            </w:r>
+          </w:p>
+        </w:tc>
+        <w:tc>
+          <w:tcPr>
+            <w:tcW w:w="2126" w:type="dxa"/>
+            <w:tcBorders>
+              <w:top w:val="nil"/>
+              <w:left w:val="nil"/>
+              <w:bottom w:val="single" w:sz="4" w:space="0" w:color="auto"/>
+              <w:right w:val="single" w:sz="4" w:space="0" w:color="auto"/>
+            </w:tcBorders>
+            <w:vAlign w:val="center"/>
+            <w:hideMark/>
+          </w:tcPr>
+          <w:p>
+            <w:pPr>
+              <w:bidi w:val="0"/>
+              <w:spacing w:after="0" w:line="240" w:lineRule="auto"/>
+              <w:jc w:val="center"/>
+              <w:rPr>
+                <w:rFonts w:ascii="Arial" w:eastAsia="Times New Roman" w:hAnsi="Arial" w:cs="Arial"/>
+                <w:color w:val="1F1F1F"/>
+                <w:kern w:val="0"/>
+                <w:lang w:val="en-GB" w:eastAsia="en-GB"/>
+                <w14:ligatures w14:val="none"/>
+              </w:rPr>
+            </w:pPr>
+            <w:r>
+              <w:rPr>
+                <w:rFonts w:ascii="Arial" w:eastAsia="Times New Roman" w:hAnsi="Arial" w:cs="Arial"/>
+                <w:color w:val="1F1F1F"/>
+                <w:kern w:val="0"/>
+                <w:lang w:val="en-GB" w:eastAsia="en-GB"/>
+                <w14:ligatures w14:val="none"/>
+              </w:rPr>
+              <w:t>Climate, agriculture, forestry</w:t>
+            </w:r>
+          </w:p>
+        </w:tc>
+      </w:tr>
+      <w:tr>
+        <w:trPr>
+          <w:trHeight w:val="524"/>
+        </w:trPr>
+        <w:tc>
+          <w:tcPr>
+            <w:tcW w:w="2410" w:type="dxa"/>
+            <w:tcBorders>
+              <w:top w:val="nil"/>
+              <w:left w:val="single" w:sz="4" w:space="0" w:color="auto"/>
+              <w:bottom w:val="single" w:sz="4" w:space="0" w:color="auto"/>
+              <w:right w:val="single" w:sz="4" w:space="0" w:color="auto"/>
+            </w:tcBorders>
+            <w:vAlign w:val="center"/>
+            <w:hideMark/>
+          </w:tcPr>
+          <w:p>
+            <w:pPr>
+              <w:bidi w:val="0"/>
+              <w:spacing w:after="0" w:line="240" w:lineRule="auto"/>
+              <w:jc w:val="center"/>
+              <w:rPr>
+                <w:rFonts w:ascii="Arial" w:eastAsia="Times New Roman" w:hAnsi="Arial" w:cs="Arial"/>
+                <w:b/>
+                <w:bCs/>
+                <w:color w:val="1F1F1F"/>
+                <w:kern w:val="0"/>
+                <w:lang w:val="en-GB" w:eastAsia="en-GB"/>
+                <w14:ligatures w14:val="none"/>
+              </w:rPr>
+            </w:pPr>
+            <w:r>
+              <w:rPr>
+                <w:rFonts w:ascii="Arial" w:eastAsia="Times New Roman" w:hAnsi="Arial" w:cs="Arial"/>
+                <w:b/>
+                <w:bCs/>
+                <w:color w:val="1F1F1F"/>
+                <w:kern w:val="0"/>
+                <w:lang w:val="en-GB" w:eastAsia="en-GB"/>
+                <w14:ligatures w14:val="none"/>
+              </w:rPr>
+              <w:t>Digitization / VGI</w:t>
+            </w:r>
+          </w:p>
+        </w:tc>
+        <w:tc>
+          <w:tcPr>
+            <w:tcW w:w="2127" w:type="dxa"/>
+            <w:tcBorders>
+              <w:top w:val="nil"/>
+              <w:left w:val="nil"/>
+              <w:bottom w:val="single" w:sz="4" w:space="0" w:color="auto"/>
+              <w:right w:val="single" w:sz="4" w:space="0" w:color="auto"/>
+            </w:tcBorders>
+            <w:vAlign w:val="center"/>
+            <w:hideMark/>
+          </w:tcPr>
+          <w:p>
+            <w:pPr>
+              <w:bidi w:val="0"/>
+              <w:spacing w:after="0" w:line="240" w:lineRule="auto"/>
+              <w:jc w:val="center"/>
+              <w:rPr>
+                <w:rFonts w:ascii="Arial" w:eastAsia="Times New Roman" w:hAnsi="Arial" w:cs="Arial"/>
+                <w:color w:val="1F1F1F"/>
+                <w:kern w:val="0"/>
+                <w:lang w:val="en-GB" w:eastAsia="en-GB"/>
+                <w14:ligatures w14:val="none"/>
+              </w:rPr>
+            </w:pPr>
+            <w:r>
+              <w:rPr>
+                <w:rFonts w:ascii="Arial" w:eastAsia="Times New Roman" w:hAnsi="Arial" w:cs="Arial"/>
+                <w:color w:val="1F1F1F"/>
+                <w:kern w:val="0"/>
+                <w:lang w:val="en-GB" w:eastAsia="en-GB"/>
+                <w14:ligatures w14:val="none"/>
+              </w:rPr>
+              <w:t>Variable</w:t>
+            </w:r>
+          </w:p>
+        </w:tc>
+        <w:tc>
+          <w:tcPr>
+            <w:tcW w:w="2126" w:type="dxa"/>
+            <w:tcBorders>
+              <w:top w:val="nil"/>
+              <w:left w:val="nil"/>
+              <w:bottom w:val="single" w:sz="4" w:space="0" w:color="auto"/>
+              <w:right w:val="single" w:sz="4" w:space="0" w:color="auto"/>
+            </w:tcBorders>
+            <w:vAlign w:val="center"/>
+            <w:hideMark/>
+          </w:tcPr>
+          <w:p>
+            <w:pPr>
+              <w:bidi w:val="0"/>
+              <w:spacing w:after="0" w:line="240" w:lineRule="auto"/>
+              <w:jc w:val="center"/>
+              <w:rPr>
+                <w:rFonts w:ascii="Arial" w:eastAsia="Times New Roman" w:hAnsi="Arial" w:cs="Arial"/>
+                <w:color w:val="1F1F1F"/>
+                <w:kern w:val="0"/>
+                <w:lang w:val="en-GB" w:eastAsia="en-GB"/>
+                <w14:ligatures w14:val="none"/>
+              </w:rPr>
+            </w:pPr>
+            <w:r>
+              <w:rPr>
+                <w:rFonts w:ascii="Arial" w:eastAsia="Times New Roman" w:hAnsi="Arial" w:cs="Arial"/>
+                <w:color w:val="1F1F1F"/>
+                <w:kern w:val="0"/>
+                <w:lang w:val="en-GB" w:eastAsia="en-GB"/>
+                <w14:ligatures w14:val="none"/>
+              </w:rPr>
+              <w:t>Regional</w:t>
+            </w:r>
+          </w:p>
+        </w:tc>
+        <w:tc>
+          <w:tcPr>
+            <w:tcW w:w="1701" w:type="dxa"/>
+            <w:tcBorders>
+              <w:top w:val="nil"/>
+              <w:left w:val="nil"/>
+              <w:bottom w:val="single" w:sz="4" w:space="0" w:color="auto"/>
+              <w:right w:val="single" w:sz="4" w:space="0" w:color="auto"/>
+            </w:tcBorders>
+            <w:vAlign w:val="center"/>
+            <w:hideMark/>
+          </w:tcPr>
+          <w:p>
+            <w:pPr>
+              <w:bidi w:val="0"/>
+              <w:spacing w:after="0" w:line="240" w:lineRule="auto"/>
+              <w:jc w:val="center"/>
+              <w:rPr>
+                <w:rFonts w:ascii="Arial" w:eastAsia="Times New Roman" w:hAnsi="Arial" w:cs="Arial"/>
+                <w:color w:val="1F1F1F"/>
+                <w:kern w:val="0"/>
+                <w:lang w:val="en-GB" w:eastAsia="en-GB"/>
+                <w14:ligatures w14:val="none"/>
+              </w:rPr>
+            </w:pPr>
+            <w:r>
+              <w:rPr>
+                <w:rFonts w:ascii="Arial" w:eastAsia="Times New Roman" w:hAnsi="Arial" w:cs="Arial"/>
+                <w:color w:val="1F1F1F"/>
+                <w:kern w:val="0"/>
+                <w:lang w:val="en-GB" w:eastAsia="en-GB"/>
+                <w14:ligatures w14:val="none"/>
+              </w:rPr>
+              <w:t>Low</w:t>
+            </w:r>
+          </w:p>
+        </w:tc>
+        <w:tc>
+          <w:tcPr>
+            <w:tcW w:w="2126" w:type="dxa"/>
+            <w:tcBorders>
+              <w:top w:val="nil"/>
+              <w:left w:val="nil"/>
+              <w:bottom w:val="single" w:sz="4" w:space="0" w:color="auto"/>
+              <w:right w:val="single" w:sz="4" w:space="0" w:color="auto"/>
+            </w:tcBorders>
+            <w:vAlign w:val="center"/>
+            <w:hideMark/>
+          </w:tcPr>
+          <w:p>
+            <w:pPr>
+              <w:bidi w:val="0"/>
+              <w:spacing w:after="0" w:line="240" w:lineRule="auto"/>
+              <w:jc w:val="center"/>
+              <w:rPr>
+                <w:rFonts w:ascii="Arial" w:eastAsia="Times New Roman" w:hAnsi="Arial" w:cs="Arial"/>
+                <w:color w:val="1F1F1F"/>
+                <w:kern w:val="0"/>
+                <w:lang w:val="en-GB" w:eastAsia="en-GB"/>
+                <w14:ligatures w14:val="none"/>
+              </w:rPr>
+            </w:pPr>
+            <w:r>
+              <w:rPr>
+                <w:rFonts w:ascii="Arial" w:eastAsia="Times New Roman" w:hAnsi="Arial" w:cs="Arial"/>
+                <w:color w:val="1F1F1F"/>
+                <w:kern w:val="0"/>
+                <w:lang w:val="en-GB" w:eastAsia="en-GB"/>
+                <w14:ligatures w14:val="none"/>
+              </w:rPr>
+              <w:t>Baseline mapping, routing</w:t>
+            </w:r>
+          </w:p>
+        </w:tc>
+      </w:tr>
+    </w:tbl>
+    <w:p>
+      <w:pPr>
+        <w:bidi w:val="0"/>
+        <w:rPr>
+          <w:lang w:eastAsia="en-GB"/>
+        </w:rPr>
+      </w:pPr>
+    </w:p>
+    <w:p>
+      <w:pPr>
+        <w:bidi w:val="0"/>
+        <w:rPr>
+          <w:lang w:eastAsia="en-GB"/>
+        </w:rPr>
+      </w:pPr>
+    </w:p>
+    <w:p>
+      <w:pPr>
+        <w:bidi w:val="0"/>
+        <w:rPr>
+          <w:lang w:eastAsia="en-GB"/>
+        </w:rPr>
+      </w:pPr>
+    </w:p>
+    <w:p>
+      <w:pPr>
+        <w:bidi w:val="0"/>
+        <w:rPr>
+          <w:lang w:eastAsia="en-GB"/>
+        </w:rPr>
+      </w:pPr>
+    </w:p>
+    <w:p>
+      <w:pPr>
+        <w:bidi w:val="0"/>
+        <w:rPr>
+          <w:lang w:eastAsia="en-GB"/>
+        </w:rPr>
+      </w:pPr>
+    </w:p>
+    <w:p>
+      <w:pPr>
+        <w:bidi w:val="0"/>
+        <w:rPr>
+          <w:lang w:eastAsia="en-GB"/>
+        </w:rPr>
+      </w:pPr>
+    </w:p>
+    <w:p>
+      <w:pPr>
+        <w:bidi w:val="0"/>
         <w:rPr>
           <w:rtl/>
           <w:lang w:eastAsia="en-GB"/>
         </w:rPr>
       </w:pPr>
+    </w:p>
+    <w:p>
+      <w:pPr>
+        <w:pStyle w:val="ListParagraph"/>
+        <w:numPr>
+          <w:ilvl w:val="0"/>
+          <w:numId w:val="11"/>
+        </w:numPr>
+        <w:bidi w:val="0"/>
+        <w:rPr>
+          <w:lang w:eastAsia="en-GB"/>
+        </w:rPr>
+      </w:pPr>
+      <w:r>
+        <w:rPr>
+          <w:lang w:eastAsia="en-GB"/>
+        </w:rPr>
+        <w:t>Terms</w:t>
+      </w:r>
+    </w:p>
+    <w:p>
+      <w:pPr>
+        <w:pStyle w:val="ListParagraph"/>
+        <w:numPr>
+          <w:ilvl w:val="0"/>
+          <w:numId w:val="12"/>
+        </w:numPr>
+        <w:bidi w:val="0"/>
+        <w:rPr>
+          <w:lang w:eastAsia="en-GB"/>
+        </w:rPr>
+      </w:pPr>
+      <w:r>
+        <w:rPr>
+          <w:b/>
+          <w:bCs/>
+          <w:lang w:eastAsia="en-GB"/>
+        </w:rPr>
+        <w:t>STAC</w:t>
+      </w:r>
+      <w:r>
+        <w:rPr>
+          <w:lang w:eastAsia="en-GB"/>
+        </w:rPr>
+        <w:t xml:space="preserve"> </w:t>
+      </w:r>
+      <w:r>
+        <w:rPr>
+          <w:lang w:eastAsia="en-GB"/>
+        </w:rPr>
+        <w:sym w:font="Wingdings" w:char="F0E8"/>
+      </w:r>
+      <w:r>
+        <w:rPr>
+          <w:lang w:eastAsia="en-GB"/>
+        </w:rPr>
+        <w:t xml:space="preserve"> </w:t>
+      </w:r>
+      <w:proofErr w:type="spellStart"/>
+      <w:r>
+        <w:rPr>
+          <w:lang w:eastAsia="en-GB"/>
+        </w:rPr>
+        <w:t>Spatio</w:t>
+      </w:r>
+      <w:proofErr w:type="spellEnd"/>
+      <w:r>
+        <w:rPr>
+          <w:lang w:eastAsia="en-GB"/>
+        </w:rPr>
+        <w:t xml:space="preserve"> </w:t>
+      </w:r>
+      <w:r>
+        <w:rPr>
+          <w:lang w:eastAsia="en-GB"/>
+        </w:rPr>
+        <w:t>Temporal Asset Catalog</w:t>
+      </w:r>
+      <w:r>
+        <w:rPr>
+          <w:lang w:eastAsia="en-GB"/>
+        </w:rPr>
+        <w:t>.</w:t>
+      </w:r>
+    </w:p>
+    <w:p>
+      <w:pPr>
+        <w:pStyle w:val="ListParagraph"/>
+        <w:numPr>
+          <w:ilvl w:val="0"/>
+          <w:numId w:val="12"/>
+        </w:numPr>
+        <w:bidi w:val="0"/>
+        <w:rPr>
+          <w:rtl/>
+          <w:lang w:eastAsia="en-GB"/>
+        </w:rPr>
+      </w:pPr>
+      <w:r>
+        <w:rPr>
+          <w:b/>
+          <w:bCs/>
+          <w:lang w:eastAsia="en-GB"/>
+        </w:rPr>
+        <w:t>COGs</w:t>
+      </w:r>
+      <w:r>
+        <w:rPr>
+          <w:lang w:eastAsia="en-GB"/>
+        </w:rPr>
+        <w:t xml:space="preserve"> </w:t>
+      </w:r>
+      <w:r>
+        <w:rPr>
+          <w:lang w:eastAsia="en-GB"/>
+        </w:rPr>
+        <w:t xml:space="preserve"> </w:t>
+      </w:r>
+      <w:r>
+        <w:rPr>
+          <w:lang w:eastAsia="en-GB"/>
+        </w:rPr>
+        <w:sym w:font="Wingdings" w:char="F0E8"/>
+      </w:r>
+      <w:r>
+        <w:rPr>
+          <w:lang w:eastAsia="en-GB"/>
+        </w:rPr>
+        <w:t xml:space="preserve"> </w:t>
+      </w:r>
+      <w:r>
+        <w:rPr>
+          <w:lang w:eastAsia="en-GB"/>
+        </w:rPr>
+        <w:t xml:space="preserve">Cloud-Optimized </w:t>
+      </w:r>
+      <w:proofErr w:type="spellStart"/>
+      <w:r>
+        <w:rPr>
+          <w:lang w:eastAsia="en-GB"/>
+        </w:rPr>
+        <w:t>GeoTIFFs</w:t>
+      </w:r>
+      <w:proofErr w:type="spellEnd"/>
+      <w:r>
+        <w:rPr>
+          <w:lang w:eastAsia="en-GB"/>
+        </w:rPr>
+        <w:t>.</w:t>
+      </w:r>
     </w:p>
     <w:p>
       <w:pPr>
@@ -666,7 +2716,7 @@
       <w:lvlText w:val="-"/>
       <w:lvlJc w:val="left"/>
       <w:pPr>
-        <w:ind w:left="360" w:hanging="360"/>
+        <w:ind w:left="0" w:hanging="360"/>
       </w:pPr>
       <w:rPr>
         <w:rFonts w:ascii="Arial" w:eastAsiaTheme="minorHAnsi" w:hAnsi="Arial" w:cs="Arial" w:hint="default"/>
@@ -678,7 +2728,7 @@
       <w:lvlText w:val="o"/>
       <w:lvlJc w:val="left"/>
       <w:pPr>
-        <w:ind w:left="1080" w:hanging="360"/>
+        <w:ind w:left="720" w:hanging="360"/>
       </w:pPr>
       <w:rPr>
         <w:rFonts w:ascii="Courier New" w:hAnsi="Courier New" w:cs="Courier New" w:hint="default"/>
@@ -690,7 +2740,7 @@
       <w:lvlText w:val=""/>
       <w:lvlJc w:val="left"/>
       <w:pPr>
-        <w:ind w:left="1800" w:hanging="360"/>
+        <w:ind w:left="1440" w:hanging="360"/>
       </w:pPr>
       <w:rPr>
         <w:rFonts w:ascii="Wingdings" w:hAnsi="Wingdings" w:hint="default"/>
@@ -702,7 +2752,7 @@
       <w:lvlText w:val=""/>
       <w:lvlJc w:val="left"/>
       <w:pPr>
-        <w:ind w:left="2520" w:hanging="360"/>
+        <w:ind w:left="2160" w:hanging="360"/>
       </w:pPr>
       <w:rPr>
         <w:rFonts w:ascii="Symbol" w:hAnsi="Symbol" w:hint="default"/>
@@ -714,7 +2764,7 @@
       <w:lvlText w:val="o"/>
       <w:lvlJc w:val="left"/>
       <w:pPr>
-        <w:ind w:left="3240" w:hanging="360"/>
+        <w:ind w:left="2880" w:hanging="360"/>
       </w:pPr>
       <w:rPr>
         <w:rFonts w:ascii="Courier New" w:hAnsi="Courier New" w:cs="Courier New" w:hint="default"/>
@@ -726,7 +2776,7 @@
       <w:lvlText w:val=""/>
       <w:lvlJc w:val="left"/>
       <w:pPr>
-        <w:ind w:left="3960" w:hanging="360"/>
+        <w:ind w:left="3600" w:hanging="360"/>
       </w:pPr>
       <w:rPr>
         <w:rFonts w:ascii="Wingdings" w:hAnsi="Wingdings" w:hint="default"/>
@@ -738,7 +2788,7 @@
       <w:lvlText w:val=""/>
       <w:lvlJc w:val="left"/>
       <w:pPr>
-        <w:ind w:left="4680" w:hanging="360"/>
+        <w:ind w:left="4320" w:hanging="360"/>
       </w:pPr>
       <w:rPr>
         <w:rFonts w:ascii="Symbol" w:hAnsi="Symbol" w:hint="default"/>
@@ -750,7 +2800,7 @@
       <w:lvlText w:val="o"/>
       <w:lvlJc w:val="left"/>
       <w:pPr>
-        <w:ind w:left="5400" w:hanging="360"/>
+        <w:ind w:left="5040" w:hanging="360"/>
       </w:pPr>
       <w:rPr>
         <w:rFonts w:ascii="Courier New" w:hAnsi="Courier New" w:cs="Courier New" w:hint="default"/>
@@ -762,7 +2812,7 @@
       <w:lvlText w:val=""/>
       <w:lvlJc w:val="left"/>
       <w:pPr>
-        <w:ind w:left="6120" w:hanging="360"/>
+        <w:ind w:left="5760" w:hanging="360"/>
       </w:pPr>
       <w:rPr>
         <w:rFonts w:ascii="Wingdings" w:hAnsi="Wingdings" w:hint="default"/>
@@ -1106,6 +3156,119 @@
     </w:lvl>
   </w:abstractNum>
   <w:abstractNum w:abstractNumId="4" w15:restartNumberingAfterBreak="0">
+    <w:nsid w:val="2F755498"/>
+    <w:multiLevelType w:val="hybridMultilevel"/>
+    <w:tmpl w:val="8DBE5E10"/>
+    <w:lvl w:ilvl="0" w:tplc="3D9A94C4">
+      <w:start w:val="1"/>
+      <w:numFmt w:val="bullet"/>
+      <w:lvlText w:val=""/>
+      <w:lvlJc w:val="left"/>
+      <w:pPr>
+        <w:ind w:left="1080" w:hanging="360"/>
+      </w:pPr>
+      <w:rPr>
+        <w:rFonts w:ascii="Wingdings" w:eastAsiaTheme="minorHAnsi" w:hAnsi="Wingdings" w:cstheme="minorBidi" w:hint="default"/>
+      </w:rPr>
+    </w:lvl>
+    <w:lvl w:ilvl="1" w:tplc="08090003" w:tentative="1">
+      <w:start w:val="1"/>
+      <w:numFmt w:val="bullet"/>
+      <w:lvlText w:val="o"/>
+      <w:lvlJc w:val="left"/>
+      <w:pPr>
+        <w:ind w:left="1800" w:hanging="360"/>
+      </w:pPr>
+      <w:rPr>
+        <w:rFonts w:ascii="Courier New" w:hAnsi="Courier New" w:cs="Courier New" w:hint="default"/>
+      </w:rPr>
+    </w:lvl>
+    <w:lvl w:ilvl="2" w:tplc="08090005" w:tentative="1">
+      <w:start w:val="1"/>
+      <w:numFmt w:val="bullet"/>
+      <w:lvlText w:val=""/>
+      <w:lvlJc w:val="left"/>
+      <w:pPr>
+        <w:ind w:left="2520" w:hanging="360"/>
+      </w:pPr>
+      <w:rPr>
+        <w:rFonts w:ascii="Wingdings" w:hAnsi="Wingdings" w:hint="default"/>
+      </w:rPr>
+    </w:lvl>
+    <w:lvl w:ilvl="3" w:tplc="08090001" w:tentative="1">
+      <w:start w:val="1"/>
+      <w:numFmt w:val="bullet"/>
+      <w:lvlText w:val=""/>
+      <w:lvlJc w:val="left"/>
+      <w:pPr>
+        <w:ind w:left="3240" w:hanging="360"/>
+      </w:pPr>
+      <w:rPr>
+        <w:rFonts w:ascii="Symbol" w:hAnsi="Symbol" w:hint="default"/>
+      </w:rPr>
+    </w:lvl>
+    <w:lvl w:ilvl="4" w:tplc="08090003" w:tentative="1">
+      <w:start w:val="1"/>
+      <w:numFmt w:val="bullet"/>
+      <w:lvlText w:val="o"/>
+      <w:lvlJc w:val="left"/>
+      <w:pPr>
+        <w:ind w:left="3960" w:hanging="360"/>
+      </w:pPr>
+      <w:rPr>
+        <w:rFonts w:ascii="Courier New" w:hAnsi="Courier New" w:cs="Courier New" w:hint="default"/>
+      </w:rPr>
+    </w:lvl>
+    <w:lvl w:ilvl="5" w:tplc="08090005" w:tentative="1">
+      <w:start w:val="1"/>
+      <w:numFmt w:val="bullet"/>
+      <w:lvlText w:val=""/>
+      <w:lvlJc w:val="left"/>
+      <w:pPr>
+        <w:ind w:left="4680" w:hanging="360"/>
+      </w:pPr>
+      <w:rPr>
+        <w:rFonts w:ascii="Wingdings" w:hAnsi="Wingdings" w:hint="default"/>
+      </w:rPr>
+    </w:lvl>
+    <w:lvl w:ilvl="6" w:tplc="08090001" w:tentative="1">
+      <w:start w:val="1"/>
+      <w:numFmt w:val="bullet"/>
+      <w:lvlText w:val=""/>
+      <w:lvlJc w:val="left"/>
+      <w:pPr>
+        <w:ind w:left="5400" w:hanging="360"/>
+      </w:pPr>
+      <w:rPr>
+        <w:rFonts w:ascii="Symbol" w:hAnsi="Symbol" w:hint="default"/>
+      </w:rPr>
+    </w:lvl>
+    <w:lvl w:ilvl="7" w:tplc="08090003" w:tentative="1">
+      <w:start w:val="1"/>
+      <w:numFmt w:val="bullet"/>
+      <w:lvlText w:val="o"/>
+      <w:lvlJc w:val="left"/>
+      <w:pPr>
+        <w:ind w:left="6120" w:hanging="360"/>
+      </w:pPr>
+      <w:rPr>
+        <w:rFonts w:ascii="Courier New" w:hAnsi="Courier New" w:cs="Courier New" w:hint="default"/>
+      </w:rPr>
+    </w:lvl>
+    <w:lvl w:ilvl="8" w:tplc="08090005" w:tentative="1">
+      <w:start w:val="1"/>
+      <w:numFmt w:val="bullet"/>
+      <w:lvlText w:val=""/>
+      <w:lvlJc w:val="left"/>
+      <w:pPr>
+        <w:ind w:left="6840" w:hanging="360"/>
+      </w:pPr>
+      <w:rPr>
+        <w:rFonts w:ascii="Wingdings" w:hAnsi="Wingdings" w:hint="default"/>
+      </w:rPr>
+    </w:lvl>
+  </w:abstractNum>
+  <w:abstractNum w:abstractNumId="5" w15:restartNumberingAfterBreak="0">
     <w:nsid w:val="300A3954"/>
     <w:multiLevelType w:val="hybridMultilevel"/>
     <w:tmpl w:val="5546CA0C"/>
@@ -1217,7 +3380,96 @@
       </w:rPr>
     </w:lvl>
   </w:abstractNum>
-  <w:abstractNum w:abstractNumId="5" w15:restartNumberingAfterBreak="0">
+  <w:abstractNum w:abstractNumId="6" w15:restartNumberingAfterBreak="0">
+    <w:nsid w:val="394078BC"/>
+    <w:multiLevelType w:val="hybridMultilevel"/>
+    <w:tmpl w:val="99B42650"/>
+    <w:lvl w:ilvl="0" w:tplc="9B408A0C">
+      <w:start w:val="1"/>
+      <w:numFmt w:val="decimal"/>
+      <w:lvlText w:val="%1-"/>
+      <w:lvlJc w:val="left"/>
+      <w:pPr>
+        <w:ind w:left="360" w:hanging="360"/>
+      </w:pPr>
+      <w:rPr>
+        <w:rFonts w:hint="default"/>
+      </w:rPr>
+    </w:lvl>
+    <w:lvl w:ilvl="1" w:tplc="08090019" w:tentative="1">
+      <w:start w:val="1"/>
+      <w:numFmt w:val="lowerLetter"/>
+      <w:lvlText w:val="%2."/>
+      <w:lvlJc w:val="left"/>
+      <w:pPr>
+        <w:ind w:left="1080" w:hanging="360"/>
+      </w:pPr>
+    </w:lvl>
+    <w:lvl w:ilvl="2" w:tplc="0809001B" w:tentative="1">
+      <w:start w:val="1"/>
+      <w:numFmt w:val="lowerRoman"/>
+      <w:lvlText w:val="%3."/>
+      <w:lvlJc w:val="right"/>
+      <w:pPr>
+        <w:ind w:left="1800" w:hanging="180"/>
+      </w:pPr>
+    </w:lvl>
+    <w:lvl w:ilvl="3" w:tplc="0809000F" w:tentative="1">
+      <w:start w:val="1"/>
+      <w:numFmt w:val="decimal"/>
+      <w:lvlText w:val="%4."/>
+      <w:lvlJc w:val="left"/>
+      <w:pPr>
+        <w:ind w:left="2520" w:hanging="360"/>
+      </w:pPr>
+    </w:lvl>
+    <w:lvl w:ilvl="4" w:tplc="08090019" w:tentative="1">
+      <w:start w:val="1"/>
+      <w:numFmt w:val="lowerLetter"/>
+      <w:lvlText w:val="%5."/>
+      <w:lvlJc w:val="left"/>
+      <w:pPr>
+        <w:ind w:left="3240" w:hanging="360"/>
+      </w:pPr>
+    </w:lvl>
+    <w:lvl w:ilvl="5" w:tplc="0809001B" w:tentative="1">
+      <w:start w:val="1"/>
+      <w:numFmt w:val="lowerRoman"/>
+      <w:lvlText w:val="%6."/>
+      <w:lvlJc w:val="right"/>
+      <w:pPr>
+        <w:ind w:left="3960" w:hanging="180"/>
+      </w:pPr>
+    </w:lvl>
+    <w:lvl w:ilvl="6" w:tplc="0809000F" w:tentative="1">
+      <w:start w:val="1"/>
+      <w:numFmt w:val="decimal"/>
+      <w:lvlText w:val="%7."/>
+      <w:lvlJc w:val="left"/>
+      <w:pPr>
+        <w:ind w:left="4680" w:hanging="360"/>
+      </w:pPr>
+    </w:lvl>
+    <w:lvl w:ilvl="7" w:tplc="08090019" w:tentative="1">
+      <w:start w:val="1"/>
+      <w:numFmt w:val="lowerLetter"/>
+      <w:lvlText w:val="%8."/>
+      <w:lvlJc w:val="left"/>
+      <w:pPr>
+        <w:ind w:left="5400" w:hanging="360"/>
+      </w:pPr>
+    </w:lvl>
+    <w:lvl w:ilvl="8" w:tplc="0809001B" w:tentative="1">
+      <w:start w:val="1"/>
+      <w:numFmt w:val="lowerRoman"/>
+      <w:lvlText w:val="%9."/>
+      <w:lvlJc w:val="right"/>
+      <w:pPr>
+        <w:ind w:left="6120" w:hanging="180"/>
+      </w:pPr>
+    </w:lvl>
+  </w:abstractNum>
+  <w:abstractNum w:abstractNumId="7" w15:restartNumberingAfterBreak="0">
     <w:nsid w:val="3B9F7ECF"/>
     <w:multiLevelType w:val="hybridMultilevel"/>
     <w:tmpl w:val="0AC2F44C"/>
@@ -1329,7 +3581,7 @@
       </w:rPr>
     </w:lvl>
   </w:abstractNum>
-  <w:abstractNum w:abstractNumId="6" w15:restartNumberingAfterBreak="0">
+  <w:abstractNum w:abstractNumId="8" w15:restartNumberingAfterBreak="0">
     <w:nsid w:val="3CA00A15"/>
     <w:multiLevelType w:val="hybridMultilevel"/>
     <w:tmpl w:val="7B3062CE"/>
@@ -1441,7 +3693,96 @@
       </w:rPr>
     </w:lvl>
   </w:abstractNum>
-  <w:abstractNum w:abstractNumId="7" w15:restartNumberingAfterBreak="0">
+  <w:abstractNum w:abstractNumId="9" w15:restartNumberingAfterBreak="0">
+    <w:nsid w:val="3D1F17D5"/>
+    <w:multiLevelType w:val="hybridMultilevel"/>
+    <w:tmpl w:val="0FAEF4D0"/>
+    <w:lvl w:ilvl="0" w:tplc="7B4444A6">
+      <w:start w:val="1"/>
+      <w:numFmt w:val="upperLetter"/>
+      <w:lvlText w:val="%1-"/>
+      <w:lvlJc w:val="left"/>
+      <w:pPr>
+        <w:ind w:left="720" w:hanging="360"/>
+      </w:pPr>
+      <w:rPr>
+        <w:rFonts w:hint="default"/>
+      </w:rPr>
+    </w:lvl>
+    <w:lvl w:ilvl="1" w:tplc="08090019" w:tentative="1">
+      <w:start w:val="1"/>
+      <w:numFmt w:val="lowerLetter"/>
+      <w:lvlText w:val="%2."/>
+      <w:lvlJc w:val="left"/>
+      <w:pPr>
+        <w:ind w:left="1440" w:hanging="360"/>
+      </w:pPr>
+    </w:lvl>
+    <w:lvl w:ilvl="2" w:tplc="0809001B" w:tentative="1">
+      <w:start w:val="1"/>
+      <w:numFmt w:val="lowerRoman"/>
+      <w:lvlText w:val="%3."/>
+      <w:lvlJc w:val="right"/>
+      <w:pPr>
+        <w:ind w:left="2160" w:hanging="180"/>
+      </w:pPr>
+    </w:lvl>
+    <w:lvl w:ilvl="3" w:tplc="0809000F" w:tentative="1">
+      <w:start w:val="1"/>
+      <w:numFmt w:val="decimal"/>
+      <w:lvlText w:val="%4."/>
+      <w:lvlJc w:val="left"/>
+      <w:pPr>
+        <w:ind w:left="2880" w:hanging="360"/>
+      </w:pPr>
+    </w:lvl>
+    <w:lvl w:ilvl="4" w:tplc="08090019" w:tentative="1">
+      <w:start w:val="1"/>
+      <w:numFmt w:val="lowerLetter"/>
+      <w:lvlText w:val="%5."/>
+      <w:lvlJc w:val="left"/>
+      <w:pPr>
+        <w:ind w:left="3600" w:hanging="360"/>
+      </w:pPr>
+    </w:lvl>
+    <w:lvl w:ilvl="5" w:tplc="0809001B" w:tentative="1">
+      <w:start w:val="1"/>
+      <w:numFmt w:val="lowerRoman"/>
+      <w:lvlText w:val="%6."/>
+      <w:lvlJc w:val="right"/>
+      <w:pPr>
+        <w:ind w:left="4320" w:hanging="180"/>
+      </w:pPr>
+    </w:lvl>
+    <w:lvl w:ilvl="6" w:tplc="0809000F" w:tentative="1">
+      <w:start w:val="1"/>
+      <w:numFmt w:val="decimal"/>
+      <w:lvlText w:val="%7."/>
+      <w:lvlJc w:val="left"/>
+      <w:pPr>
+        <w:ind w:left="5040" w:hanging="360"/>
+      </w:pPr>
+    </w:lvl>
+    <w:lvl w:ilvl="7" w:tplc="08090019" w:tentative="1">
+      <w:start w:val="1"/>
+      <w:numFmt w:val="lowerLetter"/>
+      <w:lvlText w:val="%8."/>
+      <w:lvlJc w:val="left"/>
+      <w:pPr>
+        <w:ind w:left="5760" w:hanging="360"/>
+      </w:pPr>
+    </w:lvl>
+    <w:lvl w:ilvl="8" w:tplc="0809001B" w:tentative="1">
+      <w:start w:val="1"/>
+      <w:numFmt w:val="lowerRoman"/>
+      <w:lvlText w:val="%9."/>
+      <w:lvlJc w:val="right"/>
+      <w:pPr>
+        <w:ind w:left="6480" w:hanging="180"/>
+      </w:pPr>
+    </w:lvl>
+  </w:abstractNum>
+  <w:abstractNum w:abstractNumId="10" w15:restartNumberingAfterBreak="0">
     <w:nsid w:val="3D5E0837"/>
     <w:multiLevelType w:val="hybridMultilevel"/>
     <w:tmpl w:val="A558A560"/>
@@ -1553,7 +3894,7 @@
       </w:rPr>
     </w:lvl>
   </w:abstractNum>
-  <w:abstractNum w:abstractNumId="8" w15:restartNumberingAfterBreak="0">
+  <w:abstractNum w:abstractNumId="11" w15:restartNumberingAfterBreak="0">
     <w:nsid w:val="54241DB4"/>
     <w:multiLevelType w:val="hybridMultilevel"/>
     <w:tmpl w:val="9DBCA266"/>
@@ -1665,7 +4006,7 @@
       </w:rPr>
     </w:lvl>
   </w:abstractNum>
-  <w:abstractNum w:abstractNumId="9" w15:restartNumberingAfterBreak="0">
+  <w:abstractNum w:abstractNumId="12" w15:restartNumberingAfterBreak="0">
     <w:nsid w:val="54AD40DD"/>
     <w:multiLevelType w:val="hybridMultilevel"/>
     <w:tmpl w:val="B2FCF030"/>
@@ -1777,7 +4118,7 @@
       </w:rPr>
     </w:lvl>
   </w:abstractNum>
-  <w:abstractNum w:abstractNumId="10" w15:restartNumberingAfterBreak="0">
+  <w:abstractNum w:abstractNumId="13" w15:restartNumberingAfterBreak="0">
     <w:nsid w:val="61C34D46"/>
     <w:multiLevelType w:val="hybridMultilevel"/>
     <w:tmpl w:val="F14C93B0"/>
@@ -1889,7 +4230,96 @@
       </w:rPr>
     </w:lvl>
   </w:abstractNum>
-  <w:abstractNum w:abstractNumId="11" w15:restartNumberingAfterBreak="0">
+  <w:abstractNum w:abstractNumId="14" w15:restartNumberingAfterBreak="0">
+    <w:nsid w:val="621F0825"/>
+    <w:multiLevelType w:val="hybridMultilevel"/>
+    <w:tmpl w:val="2552273C"/>
+    <w:lvl w:ilvl="0" w:tplc="B69E48E0">
+      <w:start w:val="2"/>
+      <w:numFmt w:val="upperLetter"/>
+      <w:lvlText w:val="%1-"/>
+      <w:lvlJc w:val="left"/>
+      <w:pPr>
+        <w:ind w:left="720" w:hanging="360"/>
+      </w:pPr>
+      <w:rPr>
+        <w:rFonts w:hint="default"/>
+      </w:rPr>
+    </w:lvl>
+    <w:lvl w:ilvl="1" w:tplc="08090019">
+      <w:start w:val="1"/>
+      <w:numFmt w:val="lowerLetter"/>
+      <w:lvlText w:val="%2."/>
+      <w:lvlJc w:val="left"/>
+      <w:pPr>
+        <w:ind w:left="1440" w:hanging="360"/>
+      </w:pPr>
+    </w:lvl>
+    <w:lvl w:ilvl="2" w:tplc="0809001B" w:tentative="1">
+      <w:start w:val="1"/>
+      <w:numFmt w:val="lowerRoman"/>
+      <w:lvlText w:val="%3."/>
+      <w:lvlJc w:val="right"/>
+      <w:pPr>
+        <w:ind w:left="2160" w:hanging="180"/>
+      </w:pPr>
+    </w:lvl>
+    <w:lvl w:ilvl="3" w:tplc="0809000F" w:tentative="1">
+      <w:start w:val="1"/>
+      <w:numFmt w:val="decimal"/>
+      <w:lvlText w:val="%4."/>
+      <w:lvlJc w:val="left"/>
+      <w:pPr>
+        <w:ind w:left="2880" w:hanging="360"/>
+      </w:pPr>
+    </w:lvl>
+    <w:lvl w:ilvl="4" w:tplc="08090019" w:tentative="1">
+      <w:start w:val="1"/>
+      <w:numFmt w:val="lowerLetter"/>
+      <w:lvlText w:val="%5."/>
+      <w:lvlJc w:val="left"/>
+      <w:pPr>
+        <w:ind w:left="3600" w:hanging="360"/>
+      </w:pPr>
+    </w:lvl>
+    <w:lvl w:ilvl="5" w:tplc="0809001B" w:tentative="1">
+      <w:start w:val="1"/>
+      <w:numFmt w:val="lowerRoman"/>
+      <w:lvlText w:val="%6."/>
+      <w:lvlJc w:val="right"/>
+      <w:pPr>
+        <w:ind w:left="4320" w:hanging="180"/>
+      </w:pPr>
+    </w:lvl>
+    <w:lvl w:ilvl="6" w:tplc="0809000F" w:tentative="1">
+      <w:start w:val="1"/>
+      <w:numFmt w:val="decimal"/>
+      <w:lvlText w:val="%7."/>
+      <w:lvlJc w:val="left"/>
+      <w:pPr>
+        <w:ind w:left="5040" w:hanging="360"/>
+      </w:pPr>
+    </w:lvl>
+    <w:lvl w:ilvl="7" w:tplc="08090019" w:tentative="1">
+      <w:start w:val="1"/>
+      <w:numFmt w:val="lowerLetter"/>
+      <w:lvlText w:val="%8."/>
+      <w:lvlJc w:val="left"/>
+      <w:pPr>
+        <w:ind w:left="5760" w:hanging="360"/>
+      </w:pPr>
+    </w:lvl>
+    <w:lvl w:ilvl="8" w:tplc="0809001B" w:tentative="1">
+      <w:start w:val="1"/>
+      <w:numFmt w:val="lowerRoman"/>
+      <w:lvlText w:val="%9."/>
+      <w:lvlJc w:val="right"/>
+      <w:pPr>
+        <w:ind w:left="6480" w:hanging="180"/>
+      </w:pPr>
+    </w:lvl>
+  </w:abstractNum>
+  <w:abstractNum w:abstractNumId="15" w15:restartNumberingAfterBreak="0">
     <w:nsid w:val="6A42375B"/>
     <w:multiLevelType w:val="hybridMultilevel"/>
     <w:tmpl w:val="84AAD2FE"/>
@@ -2001,7 +4431,7 @@
       </w:rPr>
     </w:lvl>
   </w:abstractNum>
-  <w:abstractNum w:abstractNumId="12" w15:restartNumberingAfterBreak="0">
+  <w:abstractNum w:abstractNumId="16" w15:restartNumberingAfterBreak="0">
     <w:nsid w:val="6B310C06"/>
     <w:multiLevelType w:val="hybridMultilevel"/>
     <w:tmpl w:val="754ECA26"/>
@@ -2111,46 +4541,147 @@
       <w:rPr>
         <w:rFonts w:ascii="Wingdings" w:hAnsi="Wingdings" w:hint="default"/>
       </w:rPr>
+    </w:lvl>
+  </w:abstractNum>
+  <w:abstractNum w:abstractNumId="17" w15:restartNumberingAfterBreak="0">
+    <w:nsid w:val="7FB93DFF"/>
+    <w:multiLevelType w:val="hybridMultilevel"/>
+    <w:tmpl w:val="50BA431A"/>
+    <w:lvl w:ilvl="0" w:tplc="08090015">
+      <w:start w:val="1"/>
+      <w:numFmt w:val="upperLetter"/>
+      <w:lvlText w:val="%1."/>
+      <w:lvlJc w:val="left"/>
+      <w:pPr>
+        <w:ind w:left="720" w:hanging="360"/>
+      </w:pPr>
+    </w:lvl>
+    <w:lvl w:ilvl="1" w:tplc="08090019" w:tentative="1">
+      <w:start w:val="1"/>
+      <w:numFmt w:val="lowerLetter"/>
+      <w:lvlText w:val="%2."/>
+      <w:lvlJc w:val="left"/>
+      <w:pPr>
+        <w:ind w:left="1440" w:hanging="360"/>
+      </w:pPr>
+    </w:lvl>
+    <w:lvl w:ilvl="2" w:tplc="0809001B" w:tentative="1">
+      <w:start w:val="1"/>
+      <w:numFmt w:val="lowerRoman"/>
+      <w:lvlText w:val="%3."/>
+      <w:lvlJc w:val="right"/>
+      <w:pPr>
+        <w:ind w:left="2160" w:hanging="180"/>
+      </w:pPr>
+    </w:lvl>
+    <w:lvl w:ilvl="3" w:tplc="0809000F" w:tentative="1">
+      <w:start w:val="1"/>
+      <w:numFmt w:val="decimal"/>
+      <w:lvlText w:val="%4."/>
+      <w:lvlJc w:val="left"/>
+      <w:pPr>
+        <w:ind w:left="2880" w:hanging="360"/>
+      </w:pPr>
+    </w:lvl>
+    <w:lvl w:ilvl="4" w:tplc="08090019" w:tentative="1">
+      <w:start w:val="1"/>
+      <w:numFmt w:val="lowerLetter"/>
+      <w:lvlText w:val="%5."/>
+      <w:lvlJc w:val="left"/>
+      <w:pPr>
+        <w:ind w:left="3600" w:hanging="360"/>
+      </w:pPr>
+    </w:lvl>
+    <w:lvl w:ilvl="5" w:tplc="0809001B" w:tentative="1">
+      <w:start w:val="1"/>
+      <w:numFmt w:val="lowerRoman"/>
+      <w:lvlText w:val="%6."/>
+      <w:lvlJc w:val="right"/>
+      <w:pPr>
+        <w:ind w:left="4320" w:hanging="180"/>
+      </w:pPr>
+    </w:lvl>
+    <w:lvl w:ilvl="6" w:tplc="0809000F" w:tentative="1">
+      <w:start w:val="1"/>
+      <w:numFmt w:val="decimal"/>
+      <w:lvlText w:val="%7."/>
+      <w:lvlJc w:val="left"/>
+      <w:pPr>
+        <w:ind w:left="5040" w:hanging="360"/>
+      </w:pPr>
+    </w:lvl>
+    <w:lvl w:ilvl="7" w:tplc="08090019" w:tentative="1">
+      <w:start w:val="1"/>
+      <w:numFmt w:val="lowerLetter"/>
+      <w:lvlText w:val="%8."/>
+      <w:lvlJc w:val="left"/>
+      <w:pPr>
+        <w:ind w:left="5760" w:hanging="360"/>
+      </w:pPr>
+    </w:lvl>
+    <w:lvl w:ilvl="8" w:tplc="0809001B" w:tentative="1">
+      <w:start w:val="1"/>
+      <w:numFmt w:val="lowerRoman"/>
+      <w:lvlText w:val="%9."/>
+      <w:lvlJc w:val="right"/>
+      <w:pPr>
+        <w:ind w:left="6480" w:hanging="180"/>
+      </w:pPr>
     </w:lvl>
   </w:abstractNum>
   <w:num w:numId="1" w16cid:durableId="1462309249">
     <w:abstractNumId w:val="3"/>
   </w:num>
   <w:num w:numId="2" w16cid:durableId="267201254">
-    <w:abstractNumId w:val="11"/>
+    <w:abstractNumId w:val="15"/>
   </w:num>
   <w:num w:numId="3" w16cid:durableId="1102069367">
     <w:abstractNumId w:val="1"/>
   </w:num>
   <w:num w:numId="4" w16cid:durableId="744189259">
-    <w:abstractNumId w:val="6"/>
+    <w:abstractNumId w:val="8"/>
   </w:num>
   <w:num w:numId="5" w16cid:durableId="1881236325">
-    <w:abstractNumId w:val="7"/>
+    <w:abstractNumId w:val="10"/>
   </w:num>
   <w:num w:numId="6" w16cid:durableId="1218786142">
-    <w:abstractNumId w:val="9"/>
+    <w:abstractNumId w:val="12"/>
   </w:num>
   <w:num w:numId="7" w16cid:durableId="310138578">
     <w:abstractNumId w:val="0"/>
   </w:num>
   <w:num w:numId="8" w16cid:durableId="1376849839">
-    <w:abstractNumId w:val="10"/>
+    <w:abstractNumId w:val="13"/>
   </w:num>
   <w:num w:numId="9" w16cid:durableId="1209686950">
-    <w:abstractNumId w:val="4"/>
+    <w:abstractNumId w:val="5"/>
   </w:num>
   <w:num w:numId="10" w16cid:durableId="151869355">
-    <w:abstractNumId w:val="5"/>
+    <w:abstractNumId w:val="7"/>
   </w:num>
   <w:num w:numId="11" w16cid:durableId="1176312088">
     <w:abstractNumId w:val="2"/>
   </w:num>
   <w:num w:numId="12" w16cid:durableId="1182747797">
-    <w:abstractNumId w:val="8"/>
+    <w:abstractNumId w:val="11"/>
   </w:num>
   <w:num w:numId="13" w16cid:durableId="1980183748">
-    <w:abstractNumId w:val="12"/>
+    <w:abstractNumId w:val="16"/>
+  </w:num>
+  <w:num w:numId="14" w16cid:durableId="1840807305">
+    <w:abstractNumId w:val="6"/>
+  </w:num>
+  <w:num w:numId="15" w16cid:durableId="560558278">
+    <w:abstractNumId w:val="4"/>
+  </w:num>
+  <w:num w:numId="16" w16cid:durableId="1595936474">
+    <w:abstractNumId w:val="17"/>
+  </w:num>
+  <w:num w:numId="17" w16cid:durableId="1687636894">
+    <w:abstractNumId w:val="9"/>
+  </w:num>
+  <w:num w:numId="18" w16cid:durableId="1079522632">
+    <w:abstractNumId w:val="14"/>
   </w:num>
 </w:numbering>
 </file>
